--- a/docs/综合实验报告.docx
+++ b/docs/综合实验报告.docx
@@ -514,7 +514,7 @@
             </w:r>
             <w:r>
               <w:rPr>
-                <w:rStyle w:val="135"/>
+                <w:rStyle w:val="134"/>
                 <w:b w:val="0"/>
                 <w:i w:val="0"/>
                 <w:sz w:val="18"/>
@@ -536,25 +536,10 @@
     <w:p/>
     <w:p>
       <w:pPr>
-        <w:spacing w:before="120" w:after="120"/>
+        <w:pStyle w:val="3"/>
+        <w:bidi w:val="0"/>
       </w:pPr>
       <w:r>
-        <w:rPr>
-          <w:b w:val="0"/>
-          <w:i w:val="0"/>
-          <w:color w:val="B4B4B4"/>
-        </w:rPr>
-        <w:t>────────────────────────────────────────────────────────────</w:t>
-      </w:r>
-    </w:p>
-    <w:p>
-      <w:pPr>
-        <w:pStyle w:val="4"/>
-      </w:pPr>
-      <w:r>
-        <w:rPr>
-          <w:rFonts w:ascii="Arial" w:hAnsi="Arial" w:eastAsia="微软雅黑"/>
-        </w:rPr>
         <w:t>摘要</w:t>
       </w:r>
     </w:p>
@@ -598,23 +583,19 @@
     </w:p>
     <w:p>
       <w:pPr>
-        <w:pStyle w:val="4"/>
+        <w:pStyle w:val="3"/>
+        <w:bidi w:val="0"/>
       </w:pPr>
       <w:r>
-        <w:rPr>
-          <w:rFonts w:ascii="Arial" w:hAnsi="Arial" w:eastAsia="微软雅黑"/>
-        </w:rPr>
         <w:t>1 引言</w:t>
       </w:r>
     </w:p>
     <w:p>
       <w:pPr>
-        <w:pStyle w:val="5"/>
+        <w:pStyle w:val="4"/>
+        <w:bidi w:val="0"/>
       </w:pPr>
       <w:r>
-        <w:rPr>
-          <w:rFonts w:ascii="Arial" w:hAnsi="Arial" w:eastAsia="微软雅黑"/>
-        </w:rPr>
         <w:t>1.1 研究背景与问题</w:t>
       </w:r>
     </w:p>
@@ -638,23 +619,21 @@
     </w:p>
     <w:p>
       <w:pPr>
-        <w:pStyle w:val="5"/>
+        <w:pStyle w:val="4"/>
+        <w:bidi w:val="0"/>
       </w:pPr>
       <w:r>
-        <w:rPr>
-          <w:rFonts w:ascii="Arial" w:hAnsi="Arial" w:eastAsia="微软雅黑"/>
-        </w:rPr>
         <w:t>1.2 项目目标</w:t>
       </w:r>
     </w:p>
+    <w:p/>
     <w:p>
-      <w:r>
+      <w:pPr>
         <w:rPr>
           <w:b w:val="0"/>
           <w:i w:val="0"/>
         </w:rPr>
-        <w:t>[图片：项目整体流程示意图]</w:t>
-      </w:r>
+      </w:pPr>
     </w:p>
     <w:p>
       <w:r>
@@ -667,12 +646,10 @@
     </w:p>
     <w:p>
       <w:pPr>
-        <w:pStyle w:val="5"/>
+        <w:pStyle w:val="4"/>
+        <w:bidi w:val="0"/>
       </w:pPr>
       <w:r>
-        <w:rPr>
-          <w:rFonts w:ascii="Arial" w:hAnsi="Arial" w:eastAsia="微软雅黑"/>
-        </w:rPr>
         <w:t>1.3 项目仓库与版本管理</w:t>
       </w:r>
     </w:p>
@@ -700,27 +677,29 @@
     </w:p>
     <w:p>
       <w:pPr>
-        <w:pStyle w:val="4"/>
+        <w:pStyle w:val="3"/>
+        <w:bidi w:val="0"/>
       </w:pPr>
       <w:r>
-        <w:rPr>
-          <w:rFonts w:ascii="Arial" w:hAnsi="Arial" w:eastAsia="微软雅黑"/>
-        </w:rPr>
         <w:t>2 系统架构设计</w:t>
       </w:r>
     </w:p>
     <w:p>
       <w:pPr>
-        <w:pStyle w:val="5"/>
+        <w:pStyle w:val="4"/>
+        <w:bidi w:val="0"/>
       </w:pPr>
       <w:r>
-        <w:rPr>
-          <w:rFonts w:ascii="Arial" w:hAnsi="Arial" w:eastAsia="微软雅黑"/>
-        </w:rPr>
         <w:t>2.1 整体架构</w:t>
       </w:r>
     </w:p>
     <w:p>
+      <w:pPr>
+        <w:rPr>
+          <w:b w:val="0"/>
+          <w:i w:val="0"/>
+        </w:rPr>
+      </w:pPr>
       <w:r>
         <w:rPr>
           <w:b w:val="0"/>
@@ -730,15 +709,108 @@
       </w:r>
     </w:p>
     <w:p>
-      <w:r>
+      <w:pPr>
         <w:rPr>
           <w:b w:val="0"/>
           <w:i w:val="0"/>
         </w:rPr>
-        <w:t>[图片：系统整体架构图]</w:t>
+      </w:pPr>
+      <w:r>
+        <w:drawing>
+          <wp:inline distT="0" distB="0" distL="114300" distR="114300">
+            <wp:extent cx="5967730" cy="2513965"/>
+            <wp:effectExtent l="0" t="0" r="1270" b="635"/>
+            <wp:docPr id="15" name="图片 9"/>
+            <wp:cNvGraphicFramePr>
+              <a:graphicFrameLocks xmlns:a="http://schemas.openxmlformats.org/drawingml/2006/main" noChangeAspect="1"/>
+            </wp:cNvGraphicFramePr>
+            <a:graphic xmlns:a="http://schemas.openxmlformats.org/drawingml/2006/main">
+              <a:graphicData uri="http://schemas.openxmlformats.org/drawingml/2006/picture">
+                <pic:pic xmlns:pic="http://schemas.openxmlformats.org/drawingml/2006/picture">
+                  <pic:nvPicPr>
+                    <pic:cNvPr id="15" name="图片 9"/>
+                    <pic:cNvPicPr>
+                      <a:picLocks noChangeAspect="1"/>
+                    </pic:cNvPicPr>
+                  </pic:nvPicPr>
+                  <pic:blipFill>
+                    <a:blip r:embed="rId6"/>
+                    <a:stretch>
+                      <a:fillRect/>
+                    </a:stretch>
+                  </pic:blipFill>
+                  <pic:spPr>
+                    <a:xfrm>
+                      <a:off x="0" y="0"/>
+                      <a:ext cx="5967730" cy="2513965"/>
+                    </a:xfrm>
+                    <a:prstGeom prst="rect">
+                      <a:avLst/>
+                    </a:prstGeom>
+                    <a:noFill/>
+                    <a:ln>
+                      <a:noFill/>
+                    </a:ln>
+                  </pic:spPr>
+                </pic:pic>
+              </a:graphicData>
+            </a:graphic>
+          </wp:inline>
+        </w:drawing>
       </w:r>
     </w:p>
     <w:p>
+      <w:pPr>
+        <w:rPr>
+          <w:b w:val="0"/>
+          <w:i w:val="0"/>
+        </w:rPr>
+      </w:pPr>
+    </w:p>
+    <w:p>
+      <w:r>
+        <w:drawing>
+          <wp:inline distT="0" distB="0" distL="114300" distR="114300">
+            <wp:extent cx="5534660" cy="3697605"/>
+            <wp:effectExtent l="0" t="0" r="2540" b="10795"/>
+            <wp:docPr id="14" name="图片 8"/>
+            <wp:cNvGraphicFramePr>
+              <a:graphicFrameLocks xmlns:a="http://schemas.openxmlformats.org/drawingml/2006/main" noChangeAspect="1"/>
+            </wp:cNvGraphicFramePr>
+            <a:graphic xmlns:a="http://schemas.openxmlformats.org/drawingml/2006/main">
+              <a:graphicData uri="http://schemas.openxmlformats.org/drawingml/2006/picture">
+                <pic:pic xmlns:pic="http://schemas.openxmlformats.org/drawingml/2006/picture">
+                  <pic:nvPicPr>
+                    <pic:cNvPr id="14" name="图片 8"/>
+                    <pic:cNvPicPr>
+                      <a:picLocks noChangeAspect="1"/>
+                    </pic:cNvPicPr>
+                  </pic:nvPicPr>
+                  <pic:blipFill>
+                    <a:blip r:embed="rId7"/>
+                    <a:stretch>
+                      <a:fillRect/>
+                    </a:stretch>
+                  </pic:blipFill>
+                  <pic:spPr>
+                    <a:xfrm>
+                      <a:off x="0" y="0"/>
+                      <a:ext cx="5534660" cy="3697605"/>
+                    </a:xfrm>
+                    <a:prstGeom prst="rect">
+                      <a:avLst/>
+                    </a:prstGeom>
+                    <a:noFill/>
+                    <a:ln>
+                      <a:noFill/>
+                    </a:ln>
+                  </pic:spPr>
+                </pic:pic>
+              </a:graphicData>
+            </a:graphic>
+          </wp:inline>
+        </w:drawing>
+      </w:r>
       <w:r>
         <w:rPr>
           <w:b w:val="0"/>
@@ -749,12 +821,10 @@
     </w:p>
     <w:p>
       <w:pPr>
-        <w:pStyle w:val="5"/>
+        <w:pStyle w:val="4"/>
+        <w:bidi w:val="0"/>
       </w:pPr>
       <w:r>
-        <w:rPr>
-          <w:rFonts w:ascii="Arial" w:hAnsi="Arial" w:eastAsia="微软雅黑"/>
-        </w:rPr>
         <w:t>2.2 智能体架构</w:t>
       </w:r>
     </w:p>
@@ -927,7 +997,7 @@
                     </pic:cNvPicPr>
                   </pic:nvPicPr>
                   <pic:blipFill>
-                    <a:blip r:embed="rId6"/>
+                    <a:blip r:embed="rId8"/>
                     <a:stretch>
                       <a:fillRect/>
                     </a:stretch>
@@ -972,7 +1042,7 @@
                     </pic:cNvPicPr>
                   </pic:nvPicPr>
                   <pic:blipFill>
-                    <a:blip r:embed="rId7"/>
+                    <a:blip r:embed="rId9"/>
                     <a:stretch>
                       <a:fillRect/>
                     </a:stretch>
@@ -1008,12 +1078,10 @@
     </w:p>
     <w:p>
       <w:pPr>
-        <w:pStyle w:val="5"/>
+        <w:pStyle w:val="4"/>
+        <w:bidi w:val="0"/>
       </w:pPr>
       <w:r>
-        <w:rPr>
-          <w:rFonts w:ascii="Arial" w:hAnsi="Arial" w:eastAsia="微软雅黑"/>
-        </w:rPr>
         <w:t>2.3 工具契约设计</w:t>
       </w:r>
     </w:p>
@@ -1036,15 +1104,6 @@
       </w:r>
     </w:p>
     <w:p>
-      <w:r>
-        <w:rPr>
-          <w:b w:val="0"/>
-          <w:i w:val="0"/>
-        </w:rPr>
-        <w:t>[图片：工具调用时序图]</w:t>
-      </w:r>
-    </w:p>
-    <w:p>
       <w:pPr>
         <w:spacing w:before="120" w:after="120"/>
       </w:pPr>
@@ -1059,23 +1118,19 @@
     </w:p>
     <w:p>
       <w:pPr>
-        <w:pStyle w:val="4"/>
+        <w:pStyle w:val="3"/>
+        <w:bidi w:val="0"/>
       </w:pPr>
       <w:r>
-        <w:rPr>
-          <w:rFonts w:ascii="Arial" w:hAnsi="Arial" w:eastAsia="微软雅黑"/>
-        </w:rPr>
         <w:t>3 关键技术</w:t>
       </w:r>
     </w:p>
     <w:p>
       <w:pPr>
-        <w:pStyle w:val="5"/>
+        <w:pStyle w:val="4"/>
+        <w:bidi w:val="0"/>
       </w:pPr>
       <w:r>
-        <w:rPr>
-          <w:rFonts w:ascii="Arial" w:hAnsi="Arial" w:eastAsia="微软雅黑"/>
-        </w:rPr>
         <w:t>3.1 大模型接入与配置</w:t>
       </w:r>
     </w:p>
@@ -1099,12 +1154,10 @@
     </w:p>
     <w:p>
       <w:pPr>
-        <w:pStyle w:val="5"/>
+        <w:pStyle w:val="4"/>
+        <w:bidi w:val="0"/>
       </w:pPr>
       <w:r>
-        <w:rPr>
-          <w:rFonts w:ascii="Arial" w:hAnsi="Arial" w:eastAsia="微软雅黑"/>
-        </w:rPr>
         <w:t>3.2 记忆系统</w:t>
       </w:r>
     </w:p>
@@ -1128,12 +1181,10 @@
     </w:p>
     <w:p>
       <w:pPr>
-        <w:pStyle w:val="5"/>
+        <w:pStyle w:val="4"/>
+        <w:bidi w:val="0"/>
       </w:pPr>
       <w:r>
-        <w:rPr>
-          <w:rFonts w:ascii="Arial" w:hAnsi="Arial" w:eastAsia="微软雅黑"/>
-        </w:rPr>
         <w:t>3.3 流式输出与前端可视化</w:t>
       </w:r>
     </w:p>
@@ -1157,7 +1208,8 @@
     </w:p>
     <w:p>
       <w:pPr>
-        <w:pStyle w:val="5"/>
+        <w:pStyle w:val="4"/>
+        <w:bidi w:val="0"/>
       </w:pPr>
       <w:r>
         <w:drawing>
@@ -1178,7 +1230,7 @@
                     </pic:cNvPicPr>
                   </pic:nvPicPr>
                   <pic:blipFill>
-                    <a:blip r:embed="rId8"/>
+                    <a:blip r:embed="rId10"/>
                     <a:stretch>
                       <a:fillRect/>
                     </a:stretch>
@@ -1226,183 +1278,914 @@
     </w:p>
     <w:p>
       <w:pPr>
-        <w:rPr>
-          <w:b w:val="0"/>
-          <w:i w:val="0"/>
-        </w:rPr>
-      </w:pPr>
-    </w:p>
-    <w:p>
-      <w:pPr>
-        <w:spacing w:before="120" w:after="120"/>
+        <w:pStyle w:val="3"/>
+        <w:bidi w:val="0"/>
       </w:pPr>
       <w:r>
-        <w:rPr>
-          <w:b w:val="0"/>
-          <w:i w:val="0"/>
-          <w:color w:val="B4B4B4"/>
-        </w:rPr>
-        <w:t>────────────────────────────────────────────────────────────</w:t>
-      </w:r>
-    </w:p>
-    <w:p>
-      <w:pPr>
-        <w:pStyle w:val="4"/>
-      </w:pPr>
-      <w:r>
-        <w:rPr>
-          <w:rFonts w:ascii="Arial" w:hAnsi="Arial" w:eastAsia="微软雅黑"/>
-        </w:rPr>
         <w:t>4 测试与验证</w:t>
       </w:r>
     </w:p>
     <w:p>
       <w:pPr>
-        <w:pStyle w:val="5"/>
+        <w:pStyle w:val="4"/>
+        <w:bidi w:val="0"/>
+        <w:rPr>
+          <w:rFonts w:hint="eastAsia"/>
+        </w:rPr>
       </w:pPr>
       <w:r>
-        <w:rPr>
-          <w:rFonts w:ascii="Arial" w:hAnsi="Arial" w:eastAsia="微软雅黑"/>
-        </w:rPr>
-        <w:t>4.1 测试环境</w:t>
+        <w:t>测试环境与方法概述</w:t>
       </w:r>
     </w:p>
     <w:p>
+      <w:pPr>
+        <w:keepNext w:val="0"/>
+        <w:keepLines w:val="0"/>
+        <w:pageBreakBefore w:val="0"/>
+        <w:widowControl/>
+        <w:kinsoku/>
+        <w:wordWrap/>
+        <w:overflowPunct/>
+        <w:topLinePunct w:val="0"/>
+        <w:autoSpaceDE/>
+        <w:autoSpaceDN/>
+        <w:bidi w:val="0"/>
+        <w:adjustRightInd/>
+        <w:snapToGrid/>
+        <w:ind w:firstLine="440" w:firstLineChars="200"/>
+        <w:textAlignment w:val="auto"/>
+        <w:rPr>
+          <w:rFonts w:hint="eastAsia"/>
+        </w:rPr>
+      </w:pPr>
       <w:r>
         <w:rPr>
-          <w:b w:val="0"/>
-          <w:i w:val="0"/>
+          <w:rFonts w:hint="eastAsia"/>
         </w:rPr>
-        <w:t xml:space="preserve">所有测试均在 Docker 容器环境中运行，后端服务地址为 http://localhost:8001。测试前需执行 </w:t>
-      </w:r>
-      <w:r>
-        <w:rPr>
-          <w:rFonts w:ascii="Courier New" w:hAnsi="Courier New" w:eastAsia="Courier New"/>
-          <w:b w:val="0"/>
-          <w:i w:val="0"/>
-          <w:sz w:val="18"/>
-        </w:rPr>
-        <w:t>docker compose up -d --build</w:t>
-      </w:r>
-      <w:r>
-        <w:rPr>
-          <w:b w:val="0"/>
-          <w:i w:val="0"/>
-        </w:rPr>
-        <w:t xml:space="preserve"> 启动容器，并激活本地虚拟环境安装测试依赖。</w:t>
+        <w:t>为验证本 Agent 系统的可靠性与安全性，我们在 Docker 容器化部署环境下对系统进行了全面的功能测试，覆盖了安全护栏、核心 Agent 执行流程、外部工具集成等关键模块。所有测试均在容器内部执行，确保了依赖环境与生产部署的一致性。</w:t>
       </w:r>
     </w:p>
     <w:p>
       <w:pPr>
-        <w:pStyle w:val="5"/>
+        <w:pStyle w:val="4"/>
+        <w:bidi w:val="0"/>
+        <w:rPr>
+          <w:rFonts w:hint="eastAsia"/>
+        </w:rPr>
       </w:pPr>
       <w:r>
-        <w:rPr>
-          <w:rFonts w:ascii="Arial" w:hAnsi="Arial" w:eastAsia="微软雅黑"/>
-        </w:rPr>
-        <w:t>4.2 核心功能测试</w:t>
+        <w:t>安全护栏多层防护测试</w:t>
       </w:r>
     </w:p>
     <w:p>
+      <w:pPr>
+        <w:keepNext w:val="0"/>
+        <w:keepLines w:val="0"/>
+        <w:pageBreakBefore w:val="0"/>
+        <w:widowControl/>
+        <w:kinsoku/>
+        <w:wordWrap/>
+        <w:overflowPunct/>
+        <w:topLinePunct w:val="0"/>
+        <w:autoSpaceDE/>
+        <w:autoSpaceDN/>
+        <w:bidi w:val="0"/>
+        <w:adjustRightInd/>
+        <w:snapToGrid/>
+        <w:ind w:firstLine="440" w:firstLineChars="200"/>
+        <w:textAlignment w:val="auto"/>
+        <w:rPr>
+          <w:rFonts w:hint="eastAsia"/>
+        </w:rPr>
+      </w:pPr>
       <w:r>
         <w:rPr>
-          <w:b w:val="0"/>
-          <w:i w:val="0"/>
+          <w:rFonts w:hint="eastAsia"/>
         </w:rPr>
-        <w:t>系统提供了 20 余个自动化测试脚本，涵盖 API 端点、Agent 流水线、前端 UI 和工具功能等多个层面。</w:t>
+        <w:t>安全护栏模块是保障系统鲁棒性的第一道防线。我们对该模块进行了覆盖输入防护、输出防护和工具防护三个维度的系统性测试，共计六十八项测试全部通过。在输入护栏方面，测试覆盖了八种提示词注入攻击模式——包括指令覆盖攻击（如"忽略之前的所有指令"）、上下文窃取攻击（如"打印你的系统提示词"）、编码混淆注入（如 Base64 编码的恶意指令）等，系统均能准确识别并拦截，成功率达到百分之百。同时，四类正常科研请求（如"帮我调研 CLIP 噪声标签学习的论文"）均未被误拦，表明规则引擎在安全性与可用性之间取得了良好平衡。在有害内容过滤方面，系统对英文（如 bomb、hack into）和中文（如制造业枪支、海洛因）两类危险关键词均实现准确拦截，而正常学习类请求则全部放行。越狱检测机制成功识别了包含 pretend 与 unrestricted、developer 与 mode 等高危关键词组合的越狱尝试。敏感信息防护方面，系统对 OpenAI 格式、Google AI 格式和 GitHub 格式的 API 密钥泄露均能检测拦截，并在输出端实现了自动脱敏处理——将原始密钥替换为 REDACTED_API_KEY 占位符。工具护栏同样表现可靠：未注册的危险工具（如 rm_rf、exec_shell）被白名单机制准确拒绝；参数长度超过五百字符或 max_results 超过五十的异常请求被参数校验拦截；路径遍历攻击（如 ../../etc/passwd）和超长文件名（三百字符以上）均被路径安全防护模块有效阻断。GuardrailManager 统一接口和基于环境变量的动态开关控制也均工作正常。该模块唯一跳过的是 API 流式端点集成测试，原因在于测试脚本默认连接容器内部的 localhost:8001 端口，而容器内部服务实际监听 8000 端口，这属于测试配置而非系统缺陷。</w:t>
       </w:r>
     </w:p>
     <w:p>
+      <w:pPr>
+        <w:keepNext w:val="0"/>
+        <w:keepLines w:val="0"/>
+        <w:pageBreakBefore w:val="0"/>
+        <w:widowControl/>
+        <w:kinsoku/>
+        <w:wordWrap/>
+        <w:overflowPunct/>
+        <w:topLinePunct w:val="0"/>
+        <w:autoSpaceDE/>
+        <w:autoSpaceDN/>
+        <w:bidi w:val="0"/>
+        <w:adjustRightInd/>
+        <w:snapToGrid/>
+        <w:ind w:firstLine="440" w:firstLineChars="200"/>
+        <w:textAlignment w:val="auto"/>
+      </w:pPr>
       <w:r>
-        <w:rPr>
-          <w:b w:val="0"/>
-          <w:i w:val="0"/>
-        </w:rPr>
-        <w:t>全面功能测试覆盖了八个关键验证点：后端健康检查验证服务运行状态；arXiv 论文搜索验证工具能否正确返回结果；模型选择切换验证三种模型均可正常流式输出；Agent 流水线测试验证 Supervisor→Research→Synthesizer 的完整执行链路，包括 Agent 状态流转和工具调用记录；会话生命周期测试覆盖创建、发送消息、查询历史和删除的完整流程；Word 文档工具测试验证创建、添加章节、添加表格的功能；记忆接口测试验证读写正常。</w:t>
+        <w:drawing>
+          <wp:inline distT="0" distB="0" distL="114300" distR="114300">
+            <wp:extent cx="5600700" cy="6477000"/>
+            <wp:effectExtent l="0" t="0" r="0" b="0"/>
+            <wp:docPr id="9" name="图片 3"/>
+            <wp:cNvGraphicFramePr>
+              <a:graphicFrameLocks xmlns:a="http://schemas.openxmlformats.org/drawingml/2006/main" noChangeAspect="1"/>
+            </wp:cNvGraphicFramePr>
+            <a:graphic xmlns:a="http://schemas.openxmlformats.org/drawingml/2006/main">
+              <a:graphicData uri="http://schemas.openxmlformats.org/drawingml/2006/picture">
+                <pic:pic xmlns:pic="http://schemas.openxmlformats.org/drawingml/2006/picture">
+                  <pic:nvPicPr>
+                    <pic:cNvPr id="9" name="图片 3"/>
+                    <pic:cNvPicPr>
+                      <a:picLocks noChangeAspect="1"/>
+                    </pic:cNvPicPr>
+                  </pic:nvPicPr>
+                  <pic:blipFill>
+                    <a:blip r:embed="rId11"/>
+                    <a:stretch>
+                      <a:fillRect/>
+                    </a:stretch>
+                  </pic:blipFill>
+                  <pic:spPr>
+                    <a:xfrm>
+                      <a:off x="0" y="0"/>
+                      <a:ext cx="5600700" cy="6477000"/>
+                    </a:xfrm>
+                    <a:prstGeom prst="rect">
+                      <a:avLst/>
+                    </a:prstGeom>
+                    <a:noFill/>
+                    <a:ln>
+                      <a:noFill/>
+                    </a:ln>
+                  </pic:spPr>
+                </pic:pic>
+              </a:graphicData>
+            </a:graphic>
+          </wp:inline>
+        </w:drawing>
       </w:r>
     </w:p>
     <w:p>
+      <w:pPr>
+        <w:keepNext w:val="0"/>
+        <w:keepLines w:val="0"/>
+        <w:pageBreakBefore w:val="0"/>
+        <w:widowControl/>
+        <w:kinsoku/>
+        <w:wordWrap/>
+        <w:overflowPunct/>
+        <w:topLinePunct w:val="0"/>
+        <w:autoSpaceDE/>
+        <w:autoSpaceDN/>
+        <w:bidi w:val="0"/>
+        <w:adjustRightInd/>
+        <w:snapToGrid/>
+        <w:ind w:firstLine="440" w:firstLineChars="200"/>
+        <w:textAlignment w:val="auto"/>
+        <w:rPr>
+          <w:rFonts w:hint="eastAsia"/>
+        </w:rPr>
+      </w:pPr>
       <w:r>
-        <w:rPr>
-          <w:b w:val="0"/>
-          <w:i w:val="0"/>
-        </w:rPr>
-        <w:t>以 Agent 流水线测试为例，系统成功触发了 9 个 Agent 事件（涉及 supervisor、research_agent、synthesizer 三个 Agent）和 12 次工具调用（包括 search_arxiv 和 web_search），Agent 状态流转正确，最终回复长度达 7629 字符，历史消息保存完整。</w:t>
+        <w:drawing>
+          <wp:inline distT="0" distB="0" distL="114300" distR="114300">
+            <wp:extent cx="5645150" cy="7016750"/>
+            <wp:effectExtent l="0" t="0" r="6350" b="6350"/>
+            <wp:docPr id="10" name="图片 4"/>
+            <wp:cNvGraphicFramePr>
+              <a:graphicFrameLocks xmlns:a="http://schemas.openxmlformats.org/drawingml/2006/main" noChangeAspect="1"/>
+            </wp:cNvGraphicFramePr>
+            <a:graphic xmlns:a="http://schemas.openxmlformats.org/drawingml/2006/main">
+              <a:graphicData uri="http://schemas.openxmlformats.org/drawingml/2006/picture">
+                <pic:pic xmlns:pic="http://schemas.openxmlformats.org/drawingml/2006/picture">
+                  <pic:nvPicPr>
+                    <pic:cNvPr id="10" name="图片 4"/>
+                    <pic:cNvPicPr>
+                      <a:picLocks noChangeAspect="1"/>
+                    </pic:cNvPicPr>
+                  </pic:nvPicPr>
+                  <pic:blipFill>
+                    <a:blip r:embed="rId12"/>
+                    <a:stretch>
+                      <a:fillRect/>
+                    </a:stretch>
+                  </pic:blipFill>
+                  <pic:spPr>
+                    <a:xfrm>
+                      <a:off x="0" y="0"/>
+                      <a:ext cx="5645150" cy="7016750"/>
+                    </a:xfrm>
+                    <a:prstGeom prst="rect">
+                      <a:avLst/>
+                    </a:prstGeom>
+                    <a:noFill/>
+                    <a:ln>
+                      <a:noFill/>
+                    </a:ln>
+                  </pic:spPr>
+                </pic:pic>
+              </a:graphicData>
+            </a:graphic>
+          </wp:inline>
+        </w:drawing>
       </w:r>
     </w:p>
     <w:p>
+      <w:pPr>
+        <w:keepNext w:val="0"/>
+        <w:keepLines w:val="0"/>
+        <w:pageBreakBefore w:val="0"/>
+        <w:widowControl/>
+        <w:kinsoku/>
+        <w:wordWrap/>
+        <w:overflowPunct/>
+        <w:topLinePunct w:val="0"/>
+        <w:autoSpaceDE/>
+        <w:autoSpaceDN/>
+        <w:bidi w:val="0"/>
+        <w:adjustRightInd/>
+        <w:snapToGrid/>
+        <w:ind w:firstLine="440" w:firstLineChars="200"/>
+        <w:textAlignment w:val="auto"/>
+        <w:rPr>
+          <w:rFonts w:hint="eastAsia"/>
+        </w:rPr>
+      </w:pPr>
       <w:r>
-        <w:rPr>
-          <w:b w:val="0"/>
-          <w:i w:val="0"/>
-        </w:rPr>
-        <w:t>流式 API 测试验证了 SSE 协议的正确性，包括状态码、Content-Type、流式响应内容分段输出和消息历史保存。前端 Playwright 测试覆盖了页面加载、UI 元素存在性、聊天交互和 Agent 面板渲染等场景。[图片：测试运行截图]</w:t>
+        <w:drawing>
+          <wp:inline distT="0" distB="0" distL="114300" distR="114300">
+            <wp:extent cx="5594350" cy="7353300"/>
+            <wp:effectExtent l="0" t="0" r="6350" b="0"/>
+            <wp:docPr id="11" name="图片 5"/>
+            <wp:cNvGraphicFramePr>
+              <a:graphicFrameLocks xmlns:a="http://schemas.openxmlformats.org/drawingml/2006/main" noChangeAspect="1"/>
+            </wp:cNvGraphicFramePr>
+            <a:graphic xmlns:a="http://schemas.openxmlformats.org/drawingml/2006/main">
+              <a:graphicData uri="http://schemas.openxmlformats.org/drawingml/2006/picture">
+                <pic:pic xmlns:pic="http://schemas.openxmlformats.org/drawingml/2006/picture">
+                  <pic:nvPicPr>
+                    <pic:cNvPr id="11" name="图片 5"/>
+                    <pic:cNvPicPr>
+                      <a:picLocks noChangeAspect="1"/>
+                    </pic:cNvPicPr>
+                  </pic:nvPicPr>
+                  <pic:blipFill>
+                    <a:blip r:embed="rId13"/>
+                    <a:stretch>
+                      <a:fillRect/>
+                    </a:stretch>
+                  </pic:blipFill>
+                  <pic:spPr>
+                    <a:xfrm>
+                      <a:off x="0" y="0"/>
+                      <a:ext cx="5594350" cy="7353300"/>
+                    </a:xfrm>
+                    <a:prstGeom prst="rect">
+                      <a:avLst/>
+                    </a:prstGeom>
+                    <a:noFill/>
+                    <a:ln>
+                      <a:noFill/>
+                    </a:ln>
+                  </pic:spPr>
+                </pic:pic>
+              </a:graphicData>
+            </a:graphic>
+          </wp:inline>
+        </w:drawing>
       </w:r>
     </w:p>
     <w:p>
       <w:pPr>
-        <w:pStyle w:val="5"/>
+        <w:pStyle w:val="4"/>
+        <w:bidi w:val="0"/>
+        <w:rPr>
+          <w:rFonts w:hint="eastAsia"/>
+        </w:rPr>
       </w:pPr>
       <w:r>
-        <w:rPr>
-          <w:rFonts w:ascii="Arial" w:hAnsi="Arial" w:eastAsia="微软雅黑"/>
-        </w:rPr>
-        <w:t>4.3 失败路径测试</w:t>
+        <w:t>ReAct 循环端到端流程验证</w:t>
       </w:r>
     </w:p>
     <w:p>
+      <w:pPr>
+        <w:keepNext w:val="0"/>
+        <w:keepLines w:val="0"/>
+        <w:pageBreakBefore w:val="0"/>
+        <w:widowControl/>
+        <w:kinsoku/>
+        <w:wordWrap/>
+        <w:overflowPunct/>
+        <w:topLinePunct w:val="0"/>
+        <w:autoSpaceDE/>
+        <w:autoSpaceDN/>
+        <w:bidi w:val="0"/>
+        <w:adjustRightInd/>
+        <w:snapToGrid/>
+        <w:ind w:firstLine="440" w:firstLineChars="200"/>
+        <w:textAlignment w:val="auto"/>
+        <w:rPr>
+          <w:rFonts w:hint="eastAsia"/>
+        </w:rPr>
+      </w:pPr>
       <w:r>
         <w:rPr>
-          <w:b w:val="0"/>
-          <w:i w:val="0"/>
+          <w:rFonts w:hint="eastAsia"/>
         </w:rPr>
-        <w:t>系统对多种异常场景进行了测试。对于不存在的会话 ID，系统返回空历史而非报错，实现了优雅降级。路径遍历攻击尝试被安全检查拦截并返回 404。当 LLM 无法识别用户意图时，系统自动回退到 Chat Agent 进行处理，不会崩溃。对于空消息输入，当前返回内容为空的结果，后续需增加 min_length 校验。十万字符的超大输入虽可处理但消耗大量 token，需增加长度限制。</w:t>
+        <w:t>ReAct 循环模块的端到端测试验证了 Agent 在多轮工具调用和报告生成方面的完整能力。以用户请求"帮我调研一下 CLIP 模型的最新进展"为例，系统的 Research Agent 在两轮 ReAct 循环中发起了六次 arXiv 学术搜索——第一轮搜索了 CLIP 改进方法综述、高效微调适配和噪声标签数据过滤三个方向，第二轮在获取初步结果后进一步深入到视觉语言模型综述、对比学习数据扩展和零样本分类域适应等细分领域。搜索阶段完成后，Synthesizer 综合 Agent 基于所有检索结果生成了一篇长达三千四百五十四字的结构化调研报告，涵盖长文本理解扩展、参数高效微调、数据质量控制、专业领域适配四个分类，对每个方向给出了代表工作、方法描述、创新点和局限性分析，并附有方法对比表格和未来研究方向。整个流程从任务理解、策略规划、工具调用到最终综合输出，展现了 ReAct 范式下思考-行动-观察循环的完整能力。</w:t>
       </w:r>
     </w:p>
     <w:p>
       <w:pPr>
-        <w:pStyle w:val="5"/>
+        <w:keepNext w:val="0"/>
+        <w:keepLines w:val="0"/>
+        <w:pageBreakBefore w:val="0"/>
+        <w:widowControl/>
+        <w:kinsoku/>
+        <w:wordWrap/>
+        <w:overflowPunct/>
+        <w:topLinePunct w:val="0"/>
+        <w:autoSpaceDE/>
+        <w:autoSpaceDN/>
+        <w:bidi w:val="0"/>
+        <w:adjustRightInd/>
+        <w:snapToGrid/>
+        <w:ind w:firstLine="440" w:firstLineChars="200"/>
+        <w:textAlignment w:val="auto"/>
+        <w:rPr>
+          <w:rFonts w:hint="eastAsia"/>
+        </w:rPr>
       </w:pPr>
       <w:r>
-        <w:rPr>
-          <w:rFonts w:ascii="Arial" w:hAnsi="Arial" w:eastAsia="微软雅黑"/>
-        </w:rPr>
-        <w:t>4.4 安全机制验证</w:t>
+        <w:drawing>
+          <wp:inline distT="0" distB="0" distL="114300" distR="114300">
+            <wp:extent cx="5966460" cy="4485005"/>
+            <wp:effectExtent l="0" t="0" r="2540" b="10795"/>
+            <wp:docPr id="12" name="图片 6"/>
+            <wp:cNvGraphicFramePr>
+              <a:graphicFrameLocks xmlns:a="http://schemas.openxmlformats.org/drawingml/2006/main" noChangeAspect="1"/>
+            </wp:cNvGraphicFramePr>
+            <a:graphic xmlns:a="http://schemas.openxmlformats.org/drawingml/2006/main">
+              <a:graphicData uri="http://schemas.openxmlformats.org/drawingml/2006/picture">
+                <pic:pic xmlns:pic="http://schemas.openxmlformats.org/drawingml/2006/picture">
+                  <pic:nvPicPr>
+                    <pic:cNvPr id="12" name="图片 6"/>
+                    <pic:cNvPicPr>
+                      <a:picLocks noChangeAspect="1"/>
+                    </pic:cNvPicPr>
+                  </pic:nvPicPr>
+                  <pic:blipFill>
+                    <a:blip r:embed="rId14"/>
+                    <a:stretch>
+                      <a:fillRect/>
+                    </a:stretch>
+                  </pic:blipFill>
+                  <pic:spPr>
+                    <a:xfrm>
+                      <a:off x="0" y="0"/>
+                      <a:ext cx="5966460" cy="4485005"/>
+                    </a:xfrm>
+                    <a:prstGeom prst="rect">
+                      <a:avLst/>
+                    </a:prstGeom>
+                    <a:noFill/>
+                    <a:ln>
+                      <a:noFill/>
+                    </a:ln>
+                  </pic:spPr>
+                </pic:pic>
+              </a:graphicData>
+            </a:graphic>
+          </wp:inline>
+        </w:drawing>
       </w:r>
     </w:p>
     <w:p>
+      <w:pPr>
+        <w:pStyle w:val="4"/>
+        <w:bidi w:val="0"/>
+        <w:rPr>
+          <w:rFonts w:hint="eastAsia"/>
+        </w:rPr>
+      </w:pPr>
       <w:r>
         <w:rPr>
-          <w:b w:val="0"/>
-          <w:i w:val="0"/>
+          <w:rFonts w:hint="eastAsia"/>
         </w:rPr>
-        <w:t>系统实现了多层安全防护。路径安全检查通过 realpath 比较防止路径遍历攻击；API 密钥通过 .env 文件隔离，不提交到 Git 仓库；arXiv 工具实施 3 秒请求间隔限流；LLM 调用设置 180 秒超时和 2 次自动重试；Agent 执行设 600 秒超时保护；API 输入通过 Pydantic 模型进行校验。</w:t>
+        <w:t xml:space="preserve"> LLMOps 可观测性模块与 Token 用量追踪模块</w:t>
       </w:r>
     </w:p>
     <w:p>
       <w:pPr>
-        <w:spacing w:before="120" w:after="120"/>
+        <w:keepNext w:val="0"/>
+        <w:keepLines w:val="0"/>
+        <w:pageBreakBefore w:val="0"/>
+        <w:widowControl/>
+        <w:kinsoku/>
+        <w:wordWrap/>
+        <w:overflowPunct/>
+        <w:topLinePunct w:val="0"/>
+        <w:autoSpaceDE/>
+        <w:autoSpaceDN/>
+        <w:bidi w:val="0"/>
+        <w:adjustRightInd/>
+        <w:snapToGrid/>
+        <w:ind w:firstLine="440" w:firstLineChars="200"/>
+        <w:textAlignment w:val="auto"/>
+        <w:rPr>
+          <w:rFonts w:hint="eastAsia"/>
+        </w:rPr>
       </w:pPr>
       <w:r>
         <w:rPr>
-          <w:b w:val="0"/>
-          <w:i w:val="0"/>
-          <w:color w:val="B4B4B4"/>
+          <w:rFonts w:hint="eastAsia"/>
         </w:rPr>
-        <w:t>────────────────────────────────────────────────────────────</w:t>
+        <w:t>LLMOps 模块的测试用例共计 89 项，覆盖六大核心组件：TraceManager 负责调用链追踪与 JSONL 持久化，MetricsCollector 采集延迟百分位统计与 per-agent 快照，ResponseCache 实现基于 LRU 淘汰策略与 TTL 过期的语义缓存，AlertManager 管理错误率、延迟、成本三阈值告警及冷却期机制，RateLimiter 提供令牌桶算法的速率控制，LLMOpsManager 则作为统一门面协调各组件的生命周期。测试同时覆盖了 start_span 与 end_span 的正确配对、批量刷新的阈值触发、缓存多线程安全性以及装饰器 trace_llm_call 在正常与异常流程下的行为。Token 用量追踪模块的测试用例共计 26 项，聚焦于 add_usage 的单日累加与跨日隔离、increment_session_count 的会话计数、get_daily_usage 的按日聚合与倒序输出、get_usage_for_date 的存在性与不存在性查询，以及 reset_total_usage 的全量归零。此外还验证了 JSON 文件持久化的读写完整性、对旧格式与损坏数据的兼容降级处理、多线程并发场景下的数据一致性，以及输入 Token 每百万个一元、输出 Token 每百万个两元的成本计算公式的正确性。全部测试在 Docker 容器内执行，0.35 秒内完成，确保每次代码变更后回归验证的快速可靠。这 115 项测试用例与之前已有的 110 余项 Agent 核心功能测试共同构成了覆盖全面的测试防护网，为系统的持续迭代与生产部署提供了坚实的质量保障。</w:t>
       </w:r>
     </w:p>
     <w:p>
       <w:pPr>
+        <w:keepNext w:val="0"/>
+        <w:keepLines w:val="0"/>
+        <w:pageBreakBefore w:val="0"/>
+        <w:widowControl/>
+        <w:kinsoku/>
+        <w:wordWrap/>
+        <w:overflowPunct/>
+        <w:topLinePunct w:val="0"/>
+        <w:autoSpaceDE/>
+        <w:autoSpaceDN/>
+        <w:bidi w:val="0"/>
+        <w:adjustRightInd/>
+        <w:snapToGrid/>
+        <w:ind w:firstLine="440" w:firstLineChars="200"/>
+        <w:textAlignment w:val="auto"/>
+      </w:pPr>
+      <w:r>
+        <w:drawing>
+          <wp:inline distT="0" distB="0" distL="114300" distR="114300">
+            <wp:extent cx="5965825" cy="4340860"/>
+            <wp:effectExtent l="0" t="0" r="3175" b="2540"/>
+            <wp:docPr id="16" name="图片 10"/>
+            <wp:cNvGraphicFramePr>
+              <a:graphicFrameLocks xmlns:a="http://schemas.openxmlformats.org/drawingml/2006/main" noChangeAspect="1"/>
+            </wp:cNvGraphicFramePr>
+            <a:graphic xmlns:a="http://schemas.openxmlformats.org/drawingml/2006/main">
+              <a:graphicData uri="http://schemas.openxmlformats.org/drawingml/2006/picture">
+                <pic:pic xmlns:pic="http://schemas.openxmlformats.org/drawingml/2006/picture">
+                  <pic:nvPicPr>
+                    <pic:cNvPr id="16" name="图片 10"/>
+                    <pic:cNvPicPr>
+                      <a:picLocks noChangeAspect="1"/>
+                    </pic:cNvPicPr>
+                  </pic:nvPicPr>
+                  <pic:blipFill>
+                    <a:blip r:embed="rId15"/>
+                    <a:stretch>
+                      <a:fillRect/>
+                    </a:stretch>
+                  </pic:blipFill>
+                  <pic:spPr>
+                    <a:xfrm>
+                      <a:off x="0" y="0"/>
+                      <a:ext cx="5965825" cy="4340860"/>
+                    </a:xfrm>
+                    <a:prstGeom prst="rect">
+                      <a:avLst/>
+                    </a:prstGeom>
+                    <a:noFill/>
+                    <a:ln>
+                      <a:noFill/>
+                    </a:ln>
+                  </pic:spPr>
+                </pic:pic>
+              </a:graphicData>
+            </a:graphic>
+          </wp:inline>
+        </w:drawing>
+      </w:r>
+    </w:p>
+    <w:p>
+      <w:pPr>
+        <w:keepNext w:val="0"/>
+        <w:keepLines w:val="0"/>
+        <w:pageBreakBefore w:val="0"/>
+        <w:widowControl/>
+        <w:kinsoku/>
+        <w:wordWrap/>
+        <w:overflowPunct/>
+        <w:topLinePunct w:val="0"/>
+        <w:autoSpaceDE/>
+        <w:autoSpaceDN/>
+        <w:bidi w:val="0"/>
+        <w:adjustRightInd/>
+        <w:snapToGrid/>
+        <w:ind w:firstLine="440" w:firstLineChars="200"/>
+        <w:textAlignment w:val="auto"/>
+      </w:pPr>
+      <w:r>
+        <w:drawing>
+          <wp:inline distT="0" distB="0" distL="114300" distR="114300">
+            <wp:extent cx="5969000" cy="4433570"/>
+            <wp:effectExtent l="0" t="0" r="0" b="11430"/>
+            <wp:docPr id="17" name="图片 11"/>
+            <wp:cNvGraphicFramePr>
+              <a:graphicFrameLocks xmlns:a="http://schemas.openxmlformats.org/drawingml/2006/main" noChangeAspect="1"/>
+            </wp:cNvGraphicFramePr>
+            <a:graphic xmlns:a="http://schemas.openxmlformats.org/drawingml/2006/main">
+              <a:graphicData uri="http://schemas.openxmlformats.org/drawingml/2006/picture">
+                <pic:pic xmlns:pic="http://schemas.openxmlformats.org/drawingml/2006/picture">
+                  <pic:nvPicPr>
+                    <pic:cNvPr id="17" name="图片 11"/>
+                    <pic:cNvPicPr>
+                      <a:picLocks noChangeAspect="1"/>
+                    </pic:cNvPicPr>
+                  </pic:nvPicPr>
+                  <pic:blipFill>
+                    <a:blip r:embed="rId16"/>
+                    <a:stretch>
+                      <a:fillRect/>
+                    </a:stretch>
+                  </pic:blipFill>
+                  <pic:spPr>
+                    <a:xfrm>
+                      <a:off x="0" y="0"/>
+                      <a:ext cx="5969000" cy="4433570"/>
+                    </a:xfrm>
+                    <a:prstGeom prst="rect">
+                      <a:avLst/>
+                    </a:prstGeom>
+                    <a:noFill/>
+                    <a:ln>
+                      <a:noFill/>
+                    </a:ln>
+                  </pic:spPr>
+                </pic:pic>
+              </a:graphicData>
+            </a:graphic>
+          </wp:inline>
+        </w:drawing>
+      </w:r>
+    </w:p>
+    <w:p>
+      <w:pPr>
+        <w:keepNext w:val="0"/>
+        <w:keepLines w:val="0"/>
+        <w:pageBreakBefore w:val="0"/>
+        <w:widowControl/>
+        <w:kinsoku/>
+        <w:wordWrap/>
+        <w:overflowPunct/>
+        <w:topLinePunct w:val="0"/>
+        <w:autoSpaceDE/>
+        <w:autoSpaceDN/>
+        <w:bidi w:val="0"/>
+        <w:adjustRightInd/>
+        <w:snapToGrid/>
+        <w:ind w:firstLine="440" w:firstLineChars="200"/>
+        <w:textAlignment w:val="auto"/>
+        <w:rPr>
+          <w:rFonts w:hint="eastAsia"/>
+        </w:rPr>
+      </w:pPr>
+      <w:r>
+        <w:drawing>
+          <wp:inline distT="0" distB="0" distL="114300" distR="114300">
+            <wp:extent cx="5967095" cy="4375785"/>
+            <wp:effectExtent l="0" t="0" r="1905" b="5715"/>
+            <wp:docPr id="18" name="图片 12"/>
+            <wp:cNvGraphicFramePr>
+              <a:graphicFrameLocks xmlns:a="http://schemas.openxmlformats.org/drawingml/2006/main" noChangeAspect="1"/>
+            </wp:cNvGraphicFramePr>
+            <a:graphic xmlns:a="http://schemas.openxmlformats.org/drawingml/2006/main">
+              <a:graphicData uri="http://schemas.openxmlformats.org/drawingml/2006/picture">
+                <pic:pic xmlns:pic="http://schemas.openxmlformats.org/drawingml/2006/picture">
+                  <pic:nvPicPr>
+                    <pic:cNvPr id="18" name="图片 12"/>
+                    <pic:cNvPicPr>
+                      <a:picLocks noChangeAspect="1"/>
+                    </pic:cNvPicPr>
+                  </pic:nvPicPr>
+                  <pic:blipFill>
+                    <a:blip r:embed="rId17"/>
+                    <a:stretch>
+                      <a:fillRect/>
+                    </a:stretch>
+                  </pic:blipFill>
+                  <pic:spPr>
+                    <a:xfrm>
+                      <a:off x="0" y="0"/>
+                      <a:ext cx="5967095" cy="4375785"/>
+                    </a:xfrm>
+                    <a:prstGeom prst="rect">
+                      <a:avLst/>
+                    </a:prstGeom>
+                    <a:noFill/>
+                    <a:ln>
+                      <a:noFill/>
+                    </a:ln>
+                  </pic:spPr>
+                </pic:pic>
+              </a:graphicData>
+            </a:graphic>
+          </wp:inline>
+        </w:drawing>
+      </w:r>
+    </w:p>
+    <w:p>
+      <w:pPr>
+        <w:keepNext w:val="0"/>
+        <w:keepLines w:val="0"/>
+        <w:pageBreakBefore w:val="0"/>
+        <w:widowControl/>
+        <w:kinsoku/>
+        <w:wordWrap/>
+        <w:overflowPunct/>
+        <w:topLinePunct w:val="0"/>
+        <w:autoSpaceDE/>
+        <w:autoSpaceDN/>
+        <w:bidi w:val="0"/>
+        <w:adjustRightInd/>
+        <w:snapToGrid/>
+        <w:ind w:firstLine="440" w:firstLineChars="200"/>
+        <w:textAlignment w:val="auto"/>
+        <w:rPr>
+          <w:rFonts w:hint="eastAsia"/>
+        </w:rPr>
+      </w:pPr>
+      <w:r>
+        <w:drawing>
+          <wp:inline distT="0" distB="0" distL="114300" distR="114300">
+            <wp:extent cx="5966460" cy="4307205"/>
+            <wp:effectExtent l="0" t="0" r="2540" b="10795"/>
+            <wp:docPr id="19" name="图片 13"/>
+            <wp:cNvGraphicFramePr>
+              <a:graphicFrameLocks xmlns:a="http://schemas.openxmlformats.org/drawingml/2006/main" noChangeAspect="1"/>
+            </wp:cNvGraphicFramePr>
+            <a:graphic xmlns:a="http://schemas.openxmlformats.org/drawingml/2006/main">
+              <a:graphicData uri="http://schemas.openxmlformats.org/drawingml/2006/picture">
+                <pic:pic xmlns:pic="http://schemas.openxmlformats.org/drawingml/2006/picture">
+                  <pic:nvPicPr>
+                    <pic:cNvPr id="19" name="图片 13"/>
+                    <pic:cNvPicPr>
+                      <a:picLocks noChangeAspect="1"/>
+                    </pic:cNvPicPr>
+                  </pic:nvPicPr>
+                  <pic:blipFill>
+                    <a:blip r:embed="rId18"/>
+                    <a:stretch>
+                      <a:fillRect/>
+                    </a:stretch>
+                  </pic:blipFill>
+                  <pic:spPr>
+                    <a:xfrm>
+                      <a:off x="0" y="0"/>
+                      <a:ext cx="5966460" cy="4307205"/>
+                    </a:xfrm>
+                    <a:prstGeom prst="rect">
+                      <a:avLst/>
+                    </a:prstGeom>
+                    <a:noFill/>
+                    <a:ln>
+                      <a:noFill/>
+                    </a:ln>
+                  </pic:spPr>
+                </pic:pic>
+              </a:graphicData>
+            </a:graphic>
+          </wp:inline>
+        </w:drawing>
+      </w:r>
+      <w:bookmarkStart w:id="0" w:name="_GoBack"/>
+      <w:bookmarkEnd w:id="0"/>
+    </w:p>
+    <w:p>
+      <w:pPr>
+        <w:bidi w:val="0"/>
+        <w:rPr>
+          <w:rFonts w:hint="eastAsia"/>
+        </w:rPr>
+      </w:pPr>
+    </w:p>
+    <w:p>
+      <w:pPr>
         <w:pStyle w:val="4"/>
+        <w:bidi w:val="0"/>
+      </w:pPr>
+      <w:r>
+        <w:t>外部工具与 MCP 协议集成测试</w:t>
+      </w:r>
+    </w:p>
+    <w:p>
+      <w:pPr>
+        <w:keepNext w:val="0"/>
+        <w:keepLines w:val="0"/>
+        <w:pageBreakBefore w:val="0"/>
+        <w:widowControl/>
+        <w:kinsoku/>
+        <w:wordWrap/>
+        <w:overflowPunct/>
+        <w:topLinePunct w:val="0"/>
+        <w:autoSpaceDE/>
+        <w:autoSpaceDN/>
+        <w:bidi w:val="0"/>
+        <w:adjustRightInd/>
+        <w:snapToGrid/>
+        <w:ind w:firstLine="440" w:firstLineChars="200"/>
+        <w:textAlignment w:val="auto"/>
         <w:rPr>
-          <w:rFonts w:ascii="Arial" w:hAnsi="Arial" w:eastAsia="微软雅黑"/>
+          <w:rFonts w:hint="eastAsia"/>
+        </w:rPr>
+      </w:pPr>
+    </w:p>
+    <w:p>
+      <w:pPr>
+        <w:keepNext w:val="0"/>
+        <w:keepLines w:val="0"/>
+        <w:pageBreakBefore w:val="0"/>
+        <w:widowControl/>
+        <w:kinsoku/>
+        <w:wordWrap/>
+        <w:overflowPunct/>
+        <w:topLinePunct w:val="0"/>
+        <w:autoSpaceDE/>
+        <w:autoSpaceDN/>
+        <w:bidi w:val="0"/>
+        <w:adjustRightInd/>
+        <w:snapToGrid/>
+        <w:ind w:firstLine="440" w:firstLineChars="200"/>
+        <w:textAlignment w:val="auto"/>
+        <w:rPr>
+          <w:rFonts w:hint="eastAsia"/>
         </w:rPr>
       </w:pPr>
       <w:r>
         <w:rPr>
-          <w:rFonts w:ascii="Arial" w:hAnsi="Arial" w:eastAsia="微软雅黑"/>
+          <w:rFonts w:hint="eastAsia"/>
         </w:rPr>
+        <w:t>联网搜索工具的测试验证了系统通过 DashScope MCP（Model Context Protocol）协议接入外部搜索引擎的能力。测试显示，系统能够在 MCP 服务器上成功完成会话初始化、工具列表获取和搜索调用三个步骤。以"CLIP 模型最新进展 2025"为查询词，系统返回了七千二百零三字符的搜索结果，包含多篇学术论文条目和相关技术博客。MCP 工具列表测试进一步确认了服务器上注册的工具名为 bailian_web_search，发现测试脚本中使用了旧工具名 web_search 导致调用失败，这提示我们需要在生产代码中保持工具名称与 MCP 服务器注册名称的一致性。Agent 流水线消息清理逻辑的测试验证了后端在 Agent 多阶段执行完成后对历史消息的正确归约——将多轮中间步骤的多条 assistant 消息清理为仅保留用户消息和最终综合输出的简洁格式，同时前端通过从后向前遍历查找最后一条 user 消息的策略正确计算了 isLastPair 标识，确保了 Agent 流水线可视化组件仅在最相关的用户消息上展示。</w:t>
+      </w:r>
+    </w:p>
+    <w:p>
+      <w:pPr>
+        <w:keepNext w:val="0"/>
+        <w:keepLines w:val="0"/>
+        <w:pageBreakBefore w:val="0"/>
+        <w:widowControl/>
+        <w:kinsoku/>
+        <w:wordWrap/>
+        <w:overflowPunct/>
+        <w:topLinePunct w:val="0"/>
+        <w:autoSpaceDE/>
+        <w:autoSpaceDN/>
+        <w:bidi w:val="0"/>
+        <w:adjustRightInd/>
+        <w:snapToGrid/>
+        <w:ind w:firstLine="440" w:firstLineChars="200"/>
+        <w:textAlignment w:val="auto"/>
+      </w:pPr>
+      <w:r>
+        <w:drawing>
+          <wp:inline distT="0" distB="0" distL="114300" distR="114300">
+            <wp:extent cx="5964555" cy="3316605"/>
+            <wp:effectExtent l="0" t="0" r="4445" b="10795"/>
+            <wp:docPr id="8" name="图片 2"/>
+            <wp:cNvGraphicFramePr>
+              <a:graphicFrameLocks xmlns:a="http://schemas.openxmlformats.org/drawingml/2006/main" noChangeAspect="1"/>
+            </wp:cNvGraphicFramePr>
+            <a:graphic xmlns:a="http://schemas.openxmlformats.org/drawingml/2006/main">
+              <a:graphicData uri="http://schemas.openxmlformats.org/drawingml/2006/picture">
+                <pic:pic xmlns:pic="http://schemas.openxmlformats.org/drawingml/2006/picture">
+                  <pic:nvPicPr>
+                    <pic:cNvPr id="8" name="图片 2"/>
+                    <pic:cNvPicPr>
+                      <a:picLocks noChangeAspect="1"/>
+                    </pic:cNvPicPr>
+                  </pic:nvPicPr>
+                  <pic:blipFill>
+                    <a:blip r:embed="rId19"/>
+                    <a:stretch>
+                      <a:fillRect/>
+                    </a:stretch>
+                  </pic:blipFill>
+                  <pic:spPr>
+                    <a:xfrm>
+                      <a:off x="0" y="0"/>
+                      <a:ext cx="5964555" cy="3316605"/>
+                    </a:xfrm>
+                    <a:prstGeom prst="rect">
+                      <a:avLst/>
+                    </a:prstGeom>
+                    <a:noFill/>
+                    <a:ln>
+                      <a:noFill/>
+                    </a:ln>
+                  </pic:spPr>
+                </pic:pic>
+              </a:graphicData>
+            </a:graphic>
+          </wp:inline>
+        </w:drawing>
+      </w:r>
+    </w:p>
+    <w:p>
+      <w:pPr>
+        <w:keepNext w:val="0"/>
+        <w:keepLines w:val="0"/>
+        <w:pageBreakBefore w:val="0"/>
+        <w:widowControl/>
+        <w:kinsoku/>
+        <w:wordWrap/>
+        <w:overflowPunct/>
+        <w:topLinePunct w:val="0"/>
+        <w:autoSpaceDE/>
+        <w:autoSpaceDN/>
+        <w:bidi w:val="0"/>
+        <w:adjustRightInd/>
+        <w:snapToGrid/>
+        <w:ind w:firstLine="440" w:firstLineChars="200"/>
+        <w:textAlignment w:val="auto"/>
+        <w:rPr>
+          <w:rFonts w:hint="eastAsia"/>
+        </w:rPr>
+      </w:pPr>
+      <w:r>
+        <w:drawing>
+          <wp:inline distT="0" distB="0" distL="114300" distR="114300">
+            <wp:extent cx="5562600" cy="4324350"/>
+            <wp:effectExtent l="0" t="0" r="0" b="6350"/>
+            <wp:docPr id="13" name="图片 7"/>
+            <wp:cNvGraphicFramePr>
+              <a:graphicFrameLocks xmlns:a="http://schemas.openxmlformats.org/drawingml/2006/main" noChangeAspect="1"/>
+            </wp:cNvGraphicFramePr>
+            <a:graphic xmlns:a="http://schemas.openxmlformats.org/drawingml/2006/main">
+              <a:graphicData uri="http://schemas.openxmlformats.org/drawingml/2006/picture">
+                <pic:pic xmlns:pic="http://schemas.openxmlformats.org/drawingml/2006/picture">
+                  <pic:nvPicPr>
+                    <pic:cNvPr id="13" name="图片 7"/>
+                    <pic:cNvPicPr>
+                      <a:picLocks noChangeAspect="1"/>
+                    </pic:cNvPicPr>
+                  </pic:nvPicPr>
+                  <pic:blipFill>
+                    <a:blip r:embed="rId20"/>
+                    <a:stretch>
+                      <a:fillRect/>
+                    </a:stretch>
+                  </pic:blipFill>
+                  <pic:spPr>
+                    <a:xfrm>
+                      <a:off x="0" y="0"/>
+                      <a:ext cx="5562600" cy="4324350"/>
+                    </a:xfrm>
+                    <a:prstGeom prst="rect">
+                      <a:avLst/>
+                    </a:prstGeom>
+                    <a:noFill/>
+                    <a:ln>
+                      <a:noFill/>
+                    </a:ln>
+                  </pic:spPr>
+                </pic:pic>
+              </a:graphicData>
+            </a:graphic>
+          </wp:inline>
+        </w:drawing>
+      </w:r>
+    </w:p>
+    <w:p>
+      <w:pPr>
+        <w:keepNext w:val="0"/>
+        <w:keepLines w:val="0"/>
+        <w:pageBreakBefore w:val="0"/>
+        <w:widowControl/>
+        <w:kinsoku/>
+        <w:wordWrap/>
+        <w:overflowPunct/>
+        <w:topLinePunct w:val="0"/>
+        <w:autoSpaceDE/>
+        <w:autoSpaceDN/>
+        <w:bidi w:val="0"/>
+        <w:adjustRightInd/>
+        <w:snapToGrid/>
+        <w:ind w:firstLine="440" w:firstLineChars="200"/>
+        <w:textAlignment w:val="auto"/>
+      </w:pPr>
+      <w:r>
+        <w:rPr>
+          <w:rFonts w:hint="eastAsia"/>
+        </w:rPr>
+        <w:t>综合来看，测试结果表明本系统的安全防护机制全面可靠，Agent 执行流水线工作正常，外部工具集成稳定可用。唯一需要关注的问题集中在测试脚本层面——流水线修复测试的断言语句因放置在循环外部而导致误报，以及 MCP 工具名称需要同步更新，这些不影响系统核心功能，但值得在后续迭代中修正以提升测试的准确性。</w:t>
+      </w:r>
+    </w:p>
+    <w:p>
+      <w:pPr>
+        <w:pStyle w:val="3"/>
+        <w:bidi w:val="0"/>
+      </w:pPr>
+      <w:r>
         <w:t>5 词元成本与安全分析</w:t>
       </w:r>
     </w:p>
@@ -1622,7 +2405,7 @@
           <wp:inline distT="0" distB="0" distL="114300" distR="114300">
             <wp:extent cx="5965825" cy="3561080"/>
             <wp:effectExtent l="0" t="0" r="3175" b="7620"/>
-            <wp:docPr id="1" name="图片 1"/>
+            <wp:docPr id="6" name="图片 1"/>
             <wp:cNvGraphicFramePr>
               <a:graphicFrameLocks xmlns:a="http://schemas.openxmlformats.org/drawingml/2006/main" noChangeAspect="1"/>
             </wp:cNvGraphicFramePr>
@@ -1630,13 +2413,13 @@
               <a:graphicData uri="http://schemas.openxmlformats.org/drawingml/2006/picture">
                 <pic:pic xmlns:pic="http://schemas.openxmlformats.org/drawingml/2006/picture">
                   <pic:nvPicPr>
-                    <pic:cNvPr id="1" name="图片 1"/>
+                    <pic:cNvPr id="6" name="图片 1"/>
                     <pic:cNvPicPr>
                       <a:picLocks noChangeAspect="1"/>
                     </pic:cNvPicPr>
                   </pic:nvPicPr>
                   <pic:blipFill>
-                    <a:blip r:embed="rId9"/>
+                    <a:blip r:embed="rId21"/>
                     <a:stretch>
                       <a:fillRect/>
                     </a:stretch>
@@ -1723,6 +2506,13 @@
       </w:pPr>
       <w:r>
         <w:rPr>
+          <w:rFonts w:hint="eastAsia" w:eastAsia="宋体"/>
+          <w:lang w:val="en-US" w:eastAsia="zh-CN"/>
+        </w:rPr>
+        <w:t xml:space="preserve">6 </w:t>
+      </w:r>
+      <w:r>
+        <w:rPr>
           <w:rFonts w:hint="eastAsia"/>
         </w:rPr>
         <w:t>Agent 系统的安全护栏（Safety Harness）设计</w:t>
@@ -2019,6 +2809,13 @@
       </w:pPr>
       <w:r>
         <w:rPr>
+          <w:rFonts w:hint="eastAsia"/>
+          <w:lang w:val="en-US" w:eastAsia="zh-CN"/>
+        </w:rPr>
+        <w:t xml:space="preserve">7 </w:t>
+      </w:r>
+      <w:r>
+        <w:rPr>
           <w:rFonts w:hint="default"/>
           <w:lang w:val="en-US" w:eastAsia="zh-CN"/>
         </w:rPr>
@@ -2059,8 +2856,6 @@
         </w:rPr>
         <w:t>本项目的 LLMOps 模块（backend/agent/llmops.py）是一套完整的 LLM 运维可观测性体系，遵循四项设计原则：非侵入式集成（通过单例管理器与事件回调解耦业务逻辑）、线程安全（threading.Lock 保护共享数据）、持久化存储（定期写入 JSON Lines 日志）、以及环境变量驱动的可配置性。整套系统由 LLMOpsManager 单例统一协调，通过全局函数 get_llmops 对外暴露接口。</w:t>
       </w:r>
-      <w:bookmarkStart w:id="0" w:name="_GoBack"/>
-      <w:bookmarkEnd w:id="0"/>
     </w:p>
     <w:p>
       <w:pPr>
@@ -2291,6 +3086,301 @@
         <w:ind w:firstLine="440" w:firstLineChars="200"/>
         <w:textAlignment w:val="auto"/>
         <w:rPr>
+          <w:rFonts w:hint="default"/>
+          <w:b w:val="0"/>
+          <w:i w:val="0"/>
+          <w:lang w:val="en-US" w:eastAsia="zh-CN"/>
+        </w:rPr>
+      </w:pPr>
+    </w:p>
+    <w:p>
+      <w:pPr>
+        <w:pStyle w:val="3"/>
+        <w:bidi w:val="0"/>
+        <w:rPr>
+          <w:rFonts w:hint="eastAsia"/>
+          <w:lang w:val="en-US" w:eastAsia="zh-CN"/>
+        </w:rPr>
+      </w:pPr>
+      <w:r>
+        <w:rPr>
+          <w:rFonts w:hint="eastAsia"/>
+          <w:lang w:val="en-US" w:eastAsia="zh-CN"/>
+        </w:rPr>
+        <w:t>8 SKill</w:t>
+      </w:r>
+    </w:p>
+    <w:p>
+      <w:pPr>
+        <w:pStyle w:val="4"/>
+        <w:bidi w:val="0"/>
+        <w:rPr>
+          <w:rFonts w:hint="default"/>
+          <w:lang w:val="en-US" w:eastAsia="zh-CN"/>
+        </w:rPr>
+      </w:pPr>
+      <w:r>
+        <w:t>内置可插拔技能统一约束架构</w:t>
+      </w:r>
+    </w:p>
+    <w:p>
+      <w:pPr>
+        <w:keepNext w:val="0"/>
+        <w:keepLines w:val="0"/>
+        <w:pageBreakBefore w:val="0"/>
+        <w:widowControl/>
+        <w:kinsoku/>
+        <w:wordWrap/>
+        <w:overflowPunct/>
+        <w:topLinePunct w:val="0"/>
+        <w:autoSpaceDE/>
+        <w:autoSpaceDN/>
+        <w:bidi w:val="0"/>
+        <w:adjustRightInd/>
+        <w:snapToGrid/>
+        <w:spacing w:before="120" w:after="120"/>
+        <w:ind w:firstLine="440" w:firstLineChars="200"/>
+        <w:textAlignment w:val="auto"/>
+        <w:rPr>
+          <w:rFonts w:hint="default"/>
+          <w:b w:val="0"/>
+          <w:i w:val="0"/>
+          <w:lang w:val="en-US" w:eastAsia="zh-CN"/>
+        </w:rPr>
+      </w:pPr>
+      <w:r>
+        <w:rPr>
+          <w:rFonts w:hint="default"/>
+          <w:b w:val="0"/>
+          <w:i w:val="0"/>
+          <w:lang w:val="en-US" w:eastAsia="zh-CN"/>
+        </w:rPr>
+        <w:t>本系统的可插拔技能增强机制是一个重要的架构设计，位于 backend/agent/skills.py 和 skills_store.py 两个模块中。系统在 SKILL_CONFIG 字典中预置了“文档生成”和“PDF 优化”两类内置技能，每个技能包含一个 system_prompt_append 字段，其中定义了详细的输出规范要求，如标题层级、排版格式和内容风格约束。当用户在聊天页面选择某个技能后，skill 参数通过 ChatRequest 模型传入后端，在 AgentGraph 的 run_stream 方法中，get_skill_prompt 函数根据技能 ID 检索对应的提示词文本，并将其以 system 角色消息的形式注入到消息列表的头部位置。这一注入发生在调用 LangGraph 的 astream_events 之前，因此所有下游 Agent（包括 Supervisor、Research Agent、Synthesizer 等）都会在统一的行为约束下生成输出，无需每个 Agent 单独处理技能逻辑。这种设计的好处在于技能模块与 Agent 逻辑完全解耦，新增技能只需扩展配置字典，无需修改图编排代码。</w:t>
+      </w:r>
+    </w:p>
+    <w:p>
+      <w:pPr>
+        <w:pStyle w:val="4"/>
+        <w:bidi w:val="0"/>
+        <w:rPr>
+          <w:rFonts w:hint="default"/>
+          <w:lang w:val="en-US" w:eastAsia="zh-CN"/>
+        </w:rPr>
+      </w:pPr>
+      <w:r>
+        <w:t>持久化自定义技能扩展体系</w:t>
+      </w:r>
+    </w:p>
+    <w:p>
+      <w:pPr>
+        <w:keepNext w:val="0"/>
+        <w:keepLines w:val="0"/>
+        <w:pageBreakBefore w:val="0"/>
+        <w:widowControl/>
+        <w:kinsoku/>
+        <w:wordWrap/>
+        <w:overflowPunct/>
+        <w:topLinePunct w:val="0"/>
+        <w:autoSpaceDE/>
+        <w:autoSpaceDN/>
+        <w:bidi w:val="0"/>
+        <w:adjustRightInd/>
+        <w:snapToGrid/>
+        <w:spacing w:before="120" w:after="120"/>
+        <w:ind w:firstLine="440" w:firstLineChars="200"/>
+        <w:textAlignment w:val="auto"/>
+        <w:rPr>
+          <w:rFonts w:hint="default"/>
+          <w:b w:val="0"/>
+          <w:i w:val="0"/>
+          <w:lang w:val="en-US" w:eastAsia="zh-CN"/>
+        </w:rPr>
+      </w:pPr>
+      <w:r>
+        <w:rPr>
+          <w:rFonts w:hint="default"/>
+          <w:b w:val="0"/>
+          <w:i w:val="0"/>
+          <w:lang w:val="en-US" w:eastAsia="zh-CN"/>
+        </w:rPr>
+        <w:t>更具扩展性的是自定义技能系统。skills_store.py 提供了基于 JSON 文件持久化的完整 CRUD 操作，通过 get_all_skills 函数合并内置技能和自定义技能返回给前端。自定义技能存储在 agent_memory/custom_skills.json 文件中，支持创建、编辑和删除操作。在创建技能时，系统会校验 skill_id 是否与内置技能重名（通过 ValueError 阻止覆盖），从而保护内置技能不被误修改。后端 main.py 暴露了五个 RESTful API 端点（GET /skills、GET /skills/{id}、POST /skills、PUT /skills/{id}、DELETE /skills/{id}），使用 Pydantic 模型进行请求校验，skill_id 必须匹配小写字母、数字和下划线组成的正则模式，system_prompt_append 字段允许最大五千字符的提示词内容。前端的技能管理面板通过条件渲染（skillDetail 或创建模式）切换查看与编辑视图，用户可以在聊天页面顶部的技能选择器中直接选取自定义技能。技能信息还会通过 SSE 的 skill 类型事件实时推送到前端显示。这套机制使得用户无需修改代码即可根据自身需求定制 Agent 的输出行为，实现了从"预设能力"到"用户定义能力"的跨越，是本系统架构灵活性的重要体现。</w:t>
+      </w:r>
+    </w:p>
+    <w:p>
+      <w:pPr>
+        <w:keepNext w:val="0"/>
+        <w:keepLines w:val="0"/>
+        <w:pageBreakBefore w:val="0"/>
+        <w:widowControl/>
+        <w:kinsoku/>
+        <w:wordWrap/>
+        <w:overflowPunct/>
+        <w:topLinePunct w:val="0"/>
+        <w:autoSpaceDE/>
+        <w:autoSpaceDN/>
+        <w:bidi w:val="0"/>
+        <w:adjustRightInd/>
+        <w:snapToGrid/>
+        <w:spacing w:before="120" w:after="120"/>
+        <w:ind w:firstLine="440" w:firstLineChars="200"/>
+        <w:textAlignment w:val="auto"/>
+        <w:rPr>
+          <w:rFonts w:hint="default"/>
+          <w:b w:val="0"/>
+          <w:i w:val="0"/>
+          <w:lang w:val="en-US" w:eastAsia="zh-CN"/>
+        </w:rPr>
+      </w:pPr>
+      <w:r>
+        <w:drawing>
+          <wp:inline distT="0" distB="0" distL="114300" distR="114300">
+            <wp:extent cx="5965825" cy="3561080"/>
+            <wp:effectExtent l="0" t="0" r="3175" b="7620"/>
+            <wp:docPr id="7" name="图片 7"/>
+            <wp:cNvGraphicFramePr>
+              <a:graphicFrameLocks xmlns:a="http://schemas.openxmlformats.org/drawingml/2006/main" noChangeAspect="1"/>
+            </wp:cNvGraphicFramePr>
+            <a:graphic xmlns:a="http://schemas.openxmlformats.org/drawingml/2006/main">
+              <a:graphicData uri="http://schemas.openxmlformats.org/drawingml/2006/picture">
+                <pic:pic xmlns:pic="http://schemas.openxmlformats.org/drawingml/2006/picture">
+                  <pic:nvPicPr>
+                    <pic:cNvPr id="7" name="图片 7"/>
+                    <pic:cNvPicPr>
+                      <a:picLocks noChangeAspect="1"/>
+                    </pic:cNvPicPr>
+                  </pic:nvPicPr>
+                  <pic:blipFill>
+                    <a:blip r:embed="rId22"/>
+                    <a:stretch>
+                      <a:fillRect/>
+                    </a:stretch>
+                  </pic:blipFill>
+                  <pic:spPr>
+                    <a:xfrm>
+                      <a:off x="0" y="0"/>
+                      <a:ext cx="5965825" cy="3561080"/>
+                    </a:xfrm>
+                    <a:prstGeom prst="rect">
+                      <a:avLst/>
+                    </a:prstGeom>
+                    <a:noFill/>
+                    <a:ln>
+                      <a:noFill/>
+                    </a:ln>
+                  </pic:spPr>
+                </pic:pic>
+              </a:graphicData>
+            </a:graphic>
+          </wp:inline>
+        </w:drawing>
+      </w:r>
+    </w:p>
+    <w:p>
+      <w:pPr>
+        <w:keepNext w:val="0"/>
+        <w:keepLines w:val="0"/>
+        <w:pageBreakBefore w:val="0"/>
+        <w:widowControl/>
+        <w:kinsoku/>
+        <w:wordWrap/>
+        <w:overflowPunct/>
+        <w:topLinePunct w:val="0"/>
+        <w:autoSpaceDE/>
+        <w:autoSpaceDN/>
+        <w:bidi w:val="0"/>
+        <w:adjustRightInd/>
+        <w:snapToGrid/>
+        <w:spacing w:before="120" w:after="120"/>
+        <w:ind w:firstLine="440" w:firstLineChars="200"/>
+        <w:textAlignment w:val="auto"/>
+      </w:pPr>
+      <w:r>
+        <w:drawing>
+          <wp:inline distT="0" distB="0" distL="114300" distR="114300">
+            <wp:extent cx="5965825" cy="3561080"/>
+            <wp:effectExtent l="0" t="0" r="3175" b="7620"/>
+            <wp:docPr id="5" name="图片 5"/>
+            <wp:cNvGraphicFramePr>
+              <a:graphicFrameLocks xmlns:a="http://schemas.openxmlformats.org/drawingml/2006/main" noChangeAspect="1"/>
+            </wp:cNvGraphicFramePr>
+            <a:graphic xmlns:a="http://schemas.openxmlformats.org/drawingml/2006/main">
+              <a:graphicData uri="http://schemas.openxmlformats.org/drawingml/2006/picture">
+                <pic:pic xmlns:pic="http://schemas.openxmlformats.org/drawingml/2006/picture">
+                  <pic:nvPicPr>
+                    <pic:cNvPr id="5" name="图片 5"/>
+                    <pic:cNvPicPr>
+                      <a:picLocks noChangeAspect="1"/>
+                    </pic:cNvPicPr>
+                  </pic:nvPicPr>
+                  <pic:blipFill>
+                    <a:blip r:embed="rId23"/>
+                    <a:stretch>
+                      <a:fillRect/>
+                    </a:stretch>
+                  </pic:blipFill>
+                  <pic:spPr>
+                    <a:xfrm>
+                      <a:off x="0" y="0"/>
+                      <a:ext cx="5965825" cy="3561080"/>
+                    </a:xfrm>
+                    <a:prstGeom prst="rect">
+                      <a:avLst/>
+                    </a:prstGeom>
+                    <a:noFill/>
+                    <a:ln>
+                      <a:noFill/>
+                    </a:ln>
+                  </pic:spPr>
+                </pic:pic>
+              </a:graphicData>
+            </a:graphic>
+          </wp:inline>
+        </w:drawing>
+      </w:r>
+    </w:p>
+    <w:p>
+      <w:pPr>
+        <w:keepNext w:val="0"/>
+        <w:keepLines w:val="0"/>
+        <w:pageBreakBefore w:val="0"/>
+        <w:widowControl/>
+        <w:kinsoku/>
+        <w:wordWrap/>
+        <w:overflowPunct/>
+        <w:topLinePunct w:val="0"/>
+        <w:autoSpaceDE/>
+        <w:autoSpaceDN/>
+        <w:bidi w:val="0"/>
+        <w:adjustRightInd/>
+        <w:snapToGrid/>
+        <w:spacing w:before="120" w:after="120"/>
+        <w:ind w:firstLine="440" w:firstLineChars="200"/>
+        <w:textAlignment w:val="auto"/>
+        <w:rPr>
+          <w:rFonts w:hint="default"/>
+          <w:lang w:val="en-US" w:eastAsia="zh-CN"/>
+        </w:rPr>
+      </w:pPr>
+    </w:p>
+    <w:p>
+      <w:pPr>
+        <w:keepNext w:val="0"/>
+        <w:keepLines w:val="0"/>
+        <w:pageBreakBefore w:val="0"/>
+        <w:widowControl/>
+        <w:kinsoku/>
+        <w:wordWrap/>
+        <w:overflowPunct/>
+        <w:topLinePunct w:val="0"/>
+        <w:autoSpaceDE/>
+        <w:autoSpaceDN/>
+        <w:bidi w:val="0"/>
+        <w:adjustRightInd/>
+        <w:snapToGrid/>
+        <w:spacing w:before="120" w:after="120"/>
+        <w:ind w:firstLine="440" w:firstLineChars="200"/>
+        <w:textAlignment w:val="auto"/>
+        <w:rPr>
           <w:rFonts w:hint="eastAsia"/>
           <w:b w:val="0"/>
           <w:i w:val="0"/>
@@ -2326,24 +3416,34 @@
     </w:p>
     <w:p>
       <w:pPr>
-        <w:pStyle w:val="4"/>
+        <w:pStyle w:val="3"/>
+        <w:bidi w:val="0"/>
       </w:pPr>
       <w:r>
         <w:rPr>
-          <w:rFonts w:ascii="Arial" w:hAnsi="Arial" w:eastAsia="微软雅黑"/>
+          <w:rFonts w:hint="eastAsia" w:eastAsia="宋体"/>
+          <w:lang w:val="en-US" w:eastAsia="zh-CN"/>
         </w:rPr>
-        <w:t>6 总结与展望</w:t>
+        <w:t>9</w:t>
+      </w:r>
+      <w:r>
+        <w:t xml:space="preserve"> 总结与展望</w:t>
       </w:r>
     </w:p>
     <w:p>
       <w:pPr>
-        <w:pStyle w:val="5"/>
+        <w:pStyle w:val="4"/>
+        <w:bidi w:val="0"/>
       </w:pPr>
       <w:r>
         <w:rPr>
-          <w:rFonts w:ascii="Arial" w:hAnsi="Arial" w:eastAsia="微软雅黑"/>
+          <w:rFonts w:hint="eastAsia" w:eastAsia="宋体"/>
+          <w:lang w:val="en-US" w:eastAsia="zh-CN"/>
         </w:rPr>
-        <w:t>6.1 项目成果</w:t>
+        <w:t>9</w:t>
+      </w:r>
+      <w:r>
+        <w:t>.1 项目成果</w:t>
       </w:r>
     </w:p>
     <w:p>
@@ -2357,13 +3457,18 @@
     </w:p>
     <w:p>
       <w:pPr>
-        <w:pStyle w:val="5"/>
+        <w:pStyle w:val="4"/>
+        <w:bidi w:val="0"/>
       </w:pPr>
       <w:r>
         <w:rPr>
-          <w:rFonts w:ascii="Arial" w:hAnsi="Arial" w:eastAsia="微软雅黑"/>
+          <w:rFonts w:hint="eastAsia" w:eastAsia="宋体"/>
+          <w:lang w:val="en-US" w:eastAsia="zh-CN"/>
         </w:rPr>
-        <w:t>6.2 技术亮点</w:t>
+        <w:t>9</w:t>
+      </w:r>
+      <w:r>
+        <w:t>.2 技术亮点</w:t>
       </w:r>
     </w:p>
     <w:p>
@@ -2377,13 +3482,18 @@
     </w:p>
     <w:p>
       <w:pPr>
-        <w:pStyle w:val="5"/>
+        <w:pStyle w:val="4"/>
+        <w:bidi w:val="0"/>
       </w:pPr>
       <w:r>
         <w:rPr>
-          <w:rFonts w:ascii="Arial" w:hAnsi="Arial" w:eastAsia="微软雅黑"/>
+          <w:rFonts w:hint="eastAsia" w:eastAsia="宋体"/>
+          <w:lang w:val="en-US" w:eastAsia="zh-CN"/>
         </w:rPr>
-        <w:t>6.3 当前限制与改进方向</w:t>
+        <w:t>9</w:t>
+      </w:r>
+      <w:r>
+        <w:t>.3 当前限制与改进方向</w:t>
       </w:r>
     </w:p>
     <w:p>
@@ -2623,7 +3733,7 @@
   <w:docDefaults>
     <w:rPrDefault>
       <w:rPr>
-        <w:rFonts w:asciiTheme="minorHAnsi" w:hAnsiTheme="minorHAnsi" w:eastAsiaTheme="minorEastAsia" w:cstheme="minorBidi"/>
+        <w:rFonts w:ascii="Times New Roman" w:hAnsi="Times New Roman" w:eastAsia="宋体" w:cs="Times New Roman"/>
       </w:rPr>
     </w:rPrDefault>
     <w:pPrDefault/>
@@ -2674,12 +3784,12 @@
     <w:lsdException w:uiPriority="99" w:name="endnote reference"/>
     <w:lsdException w:uiPriority="99" w:name="endnote text"/>
     <w:lsdException w:uiPriority="99" w:name="table of authorities"/>
-    <w:lsdException w:uiPriority="99" w:semiHidden="0" w:name="macro"/>
+    <w:lsdException w:qFormat="1" w:uiPriority="99" w:semiHidden="0" w:name="macro"/>
     <w:lsdException w:uiPriority="99" w:name="toa heading"/>
     <w:lsdException w:qFormat="1" w:uiPriority="99" w:semiHidden="0" w:name="List"/>
-    <w:lsdException w:uiPriority="99" w:semiHidden="0" w:name="List Bullet"/>
-    <w:lsdException w:uiPriority="99" w:semiHidden="0" w:name="List Number"/>
-    <w:lsdException w:uiPriority="99" w:semiHidden="0" w:name="List 2"/>
+    <w:lsdException w:qFormat="1" w:uiPriority="99" w:semiHidden="0" w:name="List Bullet"/>
+    <w:lsdException w:qFormat="1" w:uiPriority="99" w:semiHidden="0" w:name="List Number"/>
+    <w:lsdException w:qFormat="1" w:uiPriority="99" w:semiHidden="0" w:name="List 2"/>
     <w:lsdException w:qFormat="1" w:uiPriority="99" w:semiHidden="0" w:name="List 3"/>
     <w:lsdException w:uiPriority="99" w:name="List 4"/>
     <w:lsdException w:uiPriority="99" w:name="List 5"/>
@@ -2695,7 +3805,7 @@
     <w:lsdException w:uiPriority="99" w:name="Closing"/>
     <w:lsdException w:uiPriority="99" w:name="Signature"/>
     <w:lsdException w:uiPriority="1" w:name="Default Paragraph Font"/>
-    <w:lsdException w:uiPriority="99" w:semiHidden="0" w:name="Body Text"/>
+    <w:lsdException w:qFormat="1" w:uiPriority="99" w:semiHidden="0" w:name="Body Text"/>
     <w:lsdException w:uiPriority="99" w:name="Body Text Indent"/>
     <w:lsdException w:qFormat="1" w:uiPriority="99" w:semiHidden="0" w:name="List Continue"/>
     <w:lsdException w:qFormat="1" w:uiPriority="99" w:semiHidden="0" w:name="List Continue 2"/>
@@ -2715,7 +3825,7 @@
     <w:lsdException w:uiPriority="99" w:name="Body Text Indent 3"/>
     <w:lsdException w:uiPriority="99" w:name="Block Text"/>
     <w:lsdException w:qFormat="1" w:uiPriority="99" w:name="Hyperlink"/>
-    <w:lsdException w:uiPriority="99" w:name="FollowedHyperlink"/>
+    <w:lsdException w:qFormat="1" w:uiPriority="99" w:name="FollowedHyperlink"/>
     <w:lsdException w:qFormat="1" w:unhideWhenUsed="0" w:uiPriority="22" w:semiHidden="0" w:name="Strong"/>
     <w:lsdException w:qFormat="1" w:unhideWhenUsed="0" w:uiPriority="20" w:semiHidden="0" w:name="Emphasis"/>
     <w:lsdException w:uiPriority="99" w:name="Document Map"/>
@@ -2732,7 +3842,7 @@
     <w:lsdException w:uiPriority="99" w:name="HTML Sample"/>
     <w:lsdException w:uiPriority="99" w:name="HTML Typewriter"/>
     <w:lsdException w:uiPriority="99" w:name="HTML Variable"/>
-    <w:lsdException w:uiPriority="99" w:name="Normal Table"/>
+    <w:lsdException w:qFormat="1" w:uiPriority="99" w:name="Normal Table"/>
     <w:lsdException w:uiPriority="99" w:name="annotation subject"/>
     <w:lsdException w:uiPriority="99" w:name="Table Simple 1"/>
     <w:lsdException w:uiPriority="99" w:name="Table Simple 2"/>
@@ -2784,103 +3894,103 @@
     <w:lsdException w:qFormat="1" w:unhideWhenUsed="0" w:uiPriority="61" w:semiHidden="0" w:name="Light List"/>
     <w:lsdException w:qFormat="1" w:unhideWhenUsed="0" w:uiPriority="62" w:semiHidden="0" w:name="Light Grid"/>
     <w:lsdException w:qFormat="1" w:unhideWhenUsed="0" w:uiPriority="63" w:semiHidden="0" w:name="Medium Shading 1"/>
-    <w:lsdException w:unhideWhenUsed="0" w:uiPriority="64" w:semiHidden="0" w:name="Medium Shading 2"/>
+    <w:lsdException w:qFormat="1" w:unhideWhenUsed="0" w:uiPriority="64" w:semiHidden="0" w:name="Medium Shading 2"/>
     <w:lsdException w:qFormat="1" w:unhideWhenUsed="0" w:uiPriority="65" w:semiHidden="0" w:name="Medium List 1"/>
     <w:lsdException w:qFormat="1" w:unhideWhenUsed="0" w:uiPriority="66" w:semiHidden="0" w:name="Medium List 2"/>
     <w:lsdException w:qFormat="1" w:unhideWhenUsed="0" w:uiPriority="67" w:semiHidden="0" w:name="Medium Grid 1"/>
-    <w:lsdException w:unhideWhenUsed="0" w:uiPriority="68" w:semiHidden="0" w:name="Medium Grid 2"/>
-    <w:lsdException w:unhideWhenUsed="0" w:uiPriority="69" w:semiHidden="0" w:name="Medium Grid 3"/>
-    <w:lsdException w:unhideWhenUsed="0" w:uiPriority="70" w:semiHidden="0" w:name="Dark List"/>
-    <w:lsdException w:unhideWhenUsed="0" w:uiPriority="71" w:semiHidden="0" w:name="Colorful Shading"/>
-    <w:lsdException w:unhideWhenUsed="0" w:uiPriority="72" w:semiHidden="0" w:name="Colorful List"/>
-    <w:lsdException w:unhideWhenUsed="0" w:uiPriority="73" w:semiHidden="0" w:name="Colorful Grid"/>
+    <w:lsdException w:qFormat="1" w:unhideWhenUsed="0" w:uiPriority="68" w:semiHidden="0" w:name="Medium Grid 2"/>
+    <w:lsdException w:qFormat="1" w:unhideWhenUsed="0" w:uiPriority="69" w:semiHidden="0" w:name="Medium Grid 3"/>
+    <w:lsdException w:qFormat="1" w:unhideWhenUsed="0" w:uiPriority="70" w:semiHidden="0" w:name="Dark List"/>
+    <w:lsdException w:qFormat="1" w:unhideWhenUsed="0" w:uiPriority="71" w:semiHidden="0" w:name="Colorful Shading"/>
+    <w:lsdException w:qFormat="1" w:unhideWhenUsed="0" w:uiPriority="72" w:semiHidden="0" w:name="Colorful List"/>
+    <w:lsdException w:qFormat="1" w:unhideWhenUsed="0" w:uiPriority="73" w:semiHidden="0" w:name="Colorful Grid"/>
     <w:lsdException w:qFormat="1" w:unhideWhenUsed="0" w:uiPriority="60" w:semiHidden="0" w:name="Light Shading Accent 1"/>
     <w:lsdException w:qFormat="1" w:unhideWhenUsed="0" w:uiPriority="61" w:semiHidden="0" w:name="Light List Accent 1"/>
     <w:lsdException w:qFormat="1" w:unhideWhenUsed="0" w:uiPriority="62" w:semiHidden="0" w:name="Light Grid Accent 1"/>
-    <w:lsdException w:unhideWhenUsed="0" w:uiPriority="63" w:semiHidden="0" w:name="Medium Shading 1 Accent 1"/>
+    <w:lsdException w:qFormat="1" w:unhideWhenUsed="0" w:uiPriority="63" w:semiHidden="0" w:name="Medium Shading 1 Accent 1"/>
     <w:lsdException w:qFormat="1" w:unhideWhenUsed="0" w:uiPriority="64" w:semiHidden="0" w:name="Medium Shading 2 Accent 1"/>
     <w:lsdException w:qFormat="1" w:unhideWhenUsed="0" w:uiPriority="65" w:semiHidden="0" w:name="Medium List 1 Accent 1"/>
     <w:lsdException w:qFormat="1" w:unhideWhenUsed="0" w:uiPriority="34" w:semiHidden="0" w:name="List Paragraph"/>
     <w:lsdException w:qFormat="1" w:unhideWhenUsed="0" w:uiPriority="29" w:semiHidden="0" w:name="Quote"/>
     <w:lsdException w:qFormat="1" w:unhideWhenUsed="0" w:uiPriority="30" w:semiHidden="0" w:name="Intense Quote"/>
     <w:lsdException w:qFormat="1" w:unhideWhenUsed="0" w:uiPriority="66" w:semiHidden="0" w:name="Medium List 2 Accent 1"/>
-    <w:lsdException w:unhideWhenUsed="0" w:uiPriority="67" w:semiHidden="0" w:name="Medium Grid 1 Accent 1"/>
-    <w:lsdException w:unhideWhenUsed="0" w:uiPriority="68" w:semiHidden="0" w:name="Medium Grid 2 Accent 1"/>
-    <w:lsdException w:unhideWhenUsed="0" w:uiPriority="69" w:semiHidden="0" w:name="Medium Grid 3 Accent 1"/>
-    <w:lsdException w:unhideWhenUsed="0" w:uiPriority="70" w:semiHidden="0" w:name="Dark List Accent 1"/>
-    <w:lsdException w:unhideWhenUsed="0" w:uiPriority="71" w:semiHidden="0" w:name="Colorful Shading Accent 1"/>
-    <w:lsdException w:unhideWhenUsed="0" w:uiPriority="72" w:semiHidden="0" w:name="Colorful List Accent 1"/>
+    <w:lsdException w:qFormat="1" w:unhideWhenUsed="0" w:uiPriority="67" w:semiHidden="0" w:name="Medium Grid 1 Accent 1"/>
+    <w:lsdException w:qFormat="1" w:unhideWhenUsed="0" w:uiPriority="68" w:semiHidden="0" w:name="Medium Grid 2 Accent 1"/>
+    <w:lsdException w:qFormat="1" w:unhideWhenUsed="0" w:uiPriority="69" w:semiHidden="0" w:name="Medium Grid 3 Accent 1"/>
+    <w:lsdException w:qFormat="1" w:unhideWhenUsed="0" w:uiPriority="70" w:semiHidden="0" w:name="Dark List Accent 1"/>
+    <w:lsdException w:qFormat="1" w:unhideWhenUsed="0" w:uiPriority="71" w:semiHidden="0" w:name="Colorful Shading Accent 1"/>
+    <w:lsdException w:qFormat="1" w:unhideWhenUsed="0" w:uiPriority="72" w:semiHidden="0" w:name="Colorful List Accent 1"/>
     <w:lsdException w:qFormat="1" w:unhideWhenUsed="0" w:uiPriority="73" w:semiHidden="0" w:name="Colorful Grid Accent 1"/>
-    <w:lsdException w:unhideWhenUsed="0" w:uiPriority="60" w:semiHidden="0" w:name="Light Shading Accent 2"/>
+    <w:lsdException w:qFormat="1" w:unhideWhenUsed="0" w:uiPriority="60" w:semiHidden="0" w:name="Light Shading Accent 2"/>
     <w:lsdException w:qFormat="1" w:unhideWhenUsed="0" w:uiPriority="61" w:semiHidden="0" w:name="Light List Accent 2"/>
     <w:lsdException w:qFormat="1" w:unhideWhenUsed="0" w:uiPriority="62" w:semiHidden="0" w:name="Light Grid Accent 2"/>
-    <w:lsdException w:unhideWhenUsed="0" w:uiPriority="63" w:semiHidden="0" w:name="Medium Shading 1 Accent 2"/>
+    <w:lsdException w:qFormat="1" w:unhideWhenUsed="0" w:uiPriority="63" w:semiHidden="0" w:name="Medium Shading 1 Accent 2"/>
     <w:lsdException w:qFormat="1" w:unhideWhenUsed="0" w:uiPriority="64" w:semiHidden="0" w:name="Medium Shading 2 Accent 2"/>
-    <w:lsdException w:unhideWhenUsed="0" w:uiPriority="65" w:semiHidden="0" w:name="Medium List 1 Accent 2"/>
-    <w:lsdException w:unhideWhenUsed="0" w:uiPriority="66" w:semiHidden="0" w:name="Medium List 2 Accent 2"/>
+    <w:lsdException w:qFormat="1" w:unhideWhenUsed="0" w:uiPriority="65" w:semiHidden="0" w:name="Medium List 1 Accent 2"/>
+    <w:lsdException w:qFormat="1" w:unhideWhenUsed="0" w:uiPriority="66" w:semiHidden="0" w:name="Medium List 2 Accent 2"/>
     <w:lsdException w:qFormat="1" w:unhideWhenUsed="0" w:uiPriority="67" w:semiHidden="0" w:name="Medium Grid 1 Accent 2"/>
-    <w:lsdException w:unhideWhenUsed="0" w:uiPriority="68" w:semiHidden="0" w:name="Medium Grid 2 Accent 2"/>
-    <w:lsdException w:unhideWhenUsed="0" w:uiPriority="69" w:semiHidden="0" w:name="Medium Grid 3 Accent 2"/>
+    <w:lsdException w:qFormat="1" w:unhideWhenUsed="0" w:uiPriority="68" w:semiHidden="0" w:name="Medium Grid 2 Accent 2"/>
+    <w:lsdException w:qFormat="1" w:unhideWhenUsed="0" w:uiPriority="69" w:semiHidden="0" w:name="Medium Grid 3 Accent 2"/>
     <w:lsdException w:qFormat="1" w:unhideWhenUsed="0" w:uiPriority="70" w:semiHidden="0" w:name="Dark List Accent 2"/>
     <w:lsdException w:qFormat="1" w:unhideWhenUsed="0" w:uiPriority="71" w:semiHidden="0" w:name="Colorful Shading Accent 2"/>
     <w:lsdException w:qFormat="1" w:unhideWhenUsed="0" w:uiPriority="72" w:semiHidden="0" w:name="Colorful List Accent 2"/>
     <w:lsdException w:qFormat="1" w:unhideWhenUsed="0" w:uiPriority="73" w:semiHidden="0" w:name="Colorful Grid Accent 2"/>
     <w:lsdException w:qFormat="1" w:unhideWhenUsed="0" w:uiPriority="60" w:semiHidden="0" w:name="Light Shading Accent 3"/>
-    <w:lsdException w:unhideWhenUsed="0" w:uiPriority="61" w:semiHidden="0" w:name="Light List Accent 3"/>
-    <w:lsdException w:unhideWhenUsed="0" w:uiPriority="62" w:semiHidden="0" w:name="Light Grid Accent 3"/>
+    <w:lsdException w:qFormat="1" w:unhideWhenUsed="0" w:uiPriority="61" w:semiHidden="0" w:name="Light List Accent 3"/>
+    <w:lsdException w:qFormat="1" w:unhideWhenUsed="0" w:uiPriority="62" w:semiHidden="0" w:name="Light Grid Accent 3"/>
     <w:lsdException w:qFormat="1" w:unhideWhenUsed="0" w:uiPriority="63" w:semiHidden="0" w:name="Medium Shading 1 Accent 3"/>
-    <w:lsdException w:unhideWhenUsed="0" w:uiPriority="64" w:semiHidden="0" w:name="Medium Shading 2 Accent 3"/>
-    <w:lsdException w:unhideWhenUsed="0" w:uiPriority="65" w:semiHidden="0" w:name="Medium List 1 Accent 3"/>
-    <w:lsdException w:unhideWhenUsed="0" w:uiPriority="66" w:semiHidden="0" w:name="Medium List 2 Accent 3"/>
+    <w:lsdException w:qFormat="1" w:unhideWhenUsed="0" w:uiPriority="64" w:semiHidden="0" w:name="Medium Shading 2 Accent 3"/>
+    <w:lsdException w:qFormat="1" w:unhideWhenUsed="0" w:uiPriority="65" w:semiHidden="0" w:name="Medium List 1 Accent 3"/>
+    <w:lsdException w:qFormat="1" w:unhideWhenUsed="0" w:uiPriority="66" w:semiHidden="0" w:name="Medium List 2 Accent 3"/>
     <w:lsdException w:qFormat="1" w:unhideWhenUsed="0" w:uiPriority="67" w:semiHidden="0" w:name="Medium Grid 1 Accent 3"/>
     <w:lsdException w:qFormat="1" w:unhideWhenUsed="0" w:uiPriority="68" w:semiHidden="0" w:name="Medium Grid 2 Accent 3"/>
-    <w:lsdException w:unhideWhenUsed="0" w:uiPriority="69" w:semiHidden="0" w:name="Medium Grid 3 Accent 3"/>
-    <w:lsdException w:unhideWhenUsed="0" w:uiPriority="70" w:semiHidden="0" w:name="Dark List Accent 3"/>
-    <w:lsdException w:unhideWhenUsed="0" w:uiPriority="71" w:semiHidden="0" w:name="Colorful Shading Accent 3"/>
-    <w:lsdException w:unhideWhenUsed="0" w:uiPriority="72" w:semiHidden="0" w:name="Colorful List Accent 3"/>
-    <w:lsdException w:unhideWhenUsed="0" w:uiPriority="73" w:semiHidden="0" w:name="Colorful Grid Accent 3"/>
+    <w:lsdException w:qFormat="1" w:unhideWhenUsed="0" w:uiPriority="69" w:semiHidden="0" w:name="Medium Grid 3 Accent 3"/>
+    <w:lsdException w:qFormat="1" w:unhideWhenUsed="0" w:uiPriority="70" w:semiHidden="0" w:name="Dark List Accent 3"/>
+    <w:lsdException w:qFormat="1" w:unhideWhenUsed="0" w:uiPriority="71" w:semiHidden="0" w:name="Colorful Shading Accent 3"/>
+    <w:lsdException w:qFormat="1" w:unhideWhenUsed="0" w:uiPriority="72" w:semiHidden="0" w:name="Colorful List Accent 3"/>
+    <w:lsdException w:qFormat="1" w:unhideWhenUsed="0" w:uiPriority="73" w:semiHidden="0" w:name="Colorful Grid Accent 3"/>
     <w:lsdException w:qFormat="1" w:unhideWhenUsed="0" w:uiPriority="60" w:semiHidden="0" w:name="Light Shading Accent 4"/>
     <w:lsdException w:qFormat="1" w:unhideWhenUsed="0" w:uiPriority="61" w:semiHidden="0" w:name="Light List Accent 4"/>
     <w:lsdException w:qFormat="1" w:unhideWhenUsed="0" w:uiPriority="62" w:semiHidden="0" w:name="Light Grid Accent 4"/>
-    <w:lsdException w:unhideWhenUsed="0" w:uiPriority="63" w:semiHidden="0" w:name="Medium Shading 1 Accent 4"/>
-    <w:lsdException w:unhideWhenUsed="0" w:uiPriority="64" w:semiHidden="0" w:name="Medium Shading 2 Accent 4"/>
-    <w:lsdException w:unhideWhenUsed="0" w:uiPriority="65" w:semiHidden="0" w:name="Medium List 1 Accent 4"/>
+    <w:lsdException w:qFormat="1" w:unhideWhenUsed="0" w:uiPriority="63" w:semiHidden="0" w:name="Medium Shading 1 Accent 4"/>
+    <w:lsdException w:qFormat="1" w:unhideWhenUsed="0" w:uiPriority="64" w:semiHidden="0" w:name="Medium Shading 2 Accent 4"/>
+    <w:lsdException w:qFormat="1" w:unhideWhenUsed="0" w:uiPriority="65" w:semiHidden="0" w:name="Medium List 1 Accent 4"/>
     <w:lsdException w:qFormat="1" w:unhideWhenUsed="0" w:uiPriority="66" w:semiHidden="0" w:name="Medium List 2 Accent 4"/>
-    <w:lsdException w:unhideWhenUsed="0" w:uiPriority="67" w:semiHidden="0" w:name="Medium Grid 1 Accent 4"/>
+    <w:lsdException w:qFormat="1" w:unhideWhenUsed="0" w:uiPriority="67" w:semiHidden="0" w:name="Medium Grid 1 Accent 4"/>
     <w:lsdException w:qFormat="1" w:unhideWhenUsed="0" w:uiPriority="68" w:semiHidden="0" w:name="Medium Grid 2 Accent 4"/>
-    <w:lsdException w:unhideWhenUsed="0" w:uiPriority="69" w:semiHidden="0" w:name="Medium Grid 3 Accent 4"/>
-    <w:lsdException w:unhideWhenUsed="0" w:uiPriority="70" w:semiHidden="0" w:name="Dark List Accent 4"/>
-    <w:lsdException w:unhideWhenUsed="0" w:uiPriority="71" w:semiHidden="0" w:name="Colorful Shading Accent 4"/>
-    <w:lsdException w:unhideWhenUsed="0" w:uiPriority="72" w:semiHidden="0" w:name="Colorful List Accent 4"/>
-    <w:lsdException w:unhideWhenUsed="0" w:uiPriority="73" w:semiHidden="0" w:name="Colorful Grid Accent 4"/>
-    <w:lsdException w:unhideWhenUsed="0" w:uiPriority="60" w:semiHidden="0" w:name="Light Shading Accent 5"/>
+    <w:lsdException w:qFormat="1" w:unhideWhenUsed="0" w:uiPriority="69" w:semiHidden="0" w:name="Medium Grid 3 Accent 4"/>
+    <w:lsdException w:qFormat="1" w:unhideWhenUsed="0" w:uiPriority="70" w:semiHidden="0" w:name="Dark List Accent 4"/>
+    <w:lsdException w:qFormat="1" w:unhideWhenUsed="0" w:uiPriority="71" w:semiHidden="0" w:name="Colorful Shading Accent 4"/>
+    <w:lsdException w:qFormat="1" w:unhideWhenUsed="0" w:uiPriority="72" w:semiHidden="0" w:name="Colorful List Accent 4"/>
+    <w:lsdException w:qFormat="1" w:unhideWhenUsed="0" w:uiPriority="73" w:semiHidden="0" w:name="Colorful Grid Accent 4"/>
+    <w:lsdException w:qFormat="1" w:unhideWhenUsed="0" w:uiPriority="60" w:semiHidden="0" w:name="Light Shading Accent 5"/>
     <w:lsdException w:qFormat="1" w:unhideWhenUsed="0" w:uiPriority="61" w:semiHidden="0" w:name="Light List Accent 5"/>
-    <w:lsdException w:unhideWhenUsed="0" w:uiPriority="62" w:semiHidden="0" w:name="Light Grid Accent 5"/>
+    <w:lsdException w:qFormat="1" w:unhideWhenUsed="0" w:uiPriority="62" w:semiHidden="0" w:name="Light Grid Accent 5"/>
     <w:lsdException w:qFormat="1" w:unhideWhenUsed="0" w:uiPriority="63" w:semiHidden="0" w:name="Medium Shading 1 Accent 5"/>
-    <w:lsdException w:unhideWhenUsed="0" w:uiPriority="64" w:semiHidden="0" w:name="Medium Shading 2 Accent 5"/>
-    <w:lsdException w:unhideWhenUsed="0" w:uiPriority="65" w:semiHidden="0" w:name="Medium List 1 Accent 5"/>
-    <w:lsdException w:unhideWhenUsed="0" w:uiPriority="66" w:semiHidden="0" w:name="Medium List 2 Accent 5"/>
-    <w:lsdException w:unhideWhenUsed="0" w:uiPriority="67" w:semiHidden="0" w:name="Medium Grid 1 Accent 5"/>
-    <w:lsdException w:unhideWhenUsed="0" w:uiPriority="68" w:semiHidden="0" w:name="Medium Grid 2 Accent 5"/>
-    <w:lsdException w:unhideWhenUsed="0" w:uiPriority="69" w:semiHidden="0" w:name="Medium Grid 3 Accent 5"/>
-    <w:lsdException w:unhideWhenUsed="0" w:uiPriority="70" w:semiHidden="0" w:name="Dark List Accent 5"/>
+    <w:lsdException w:qFormat="1" w:unhideWhenUsed="0" w:uiPriority="64" w:semiHidden="0" w:name="Medium Shading 2 Accent 5"/>
+    <w:lsdException w:qFormat="1" w:unhideWhenUsed="0" w:uiPriority="65" w:semiHidden="0" w:name="Medium List 1 Accent 5"/>
+    <w:lsdException w:qFormat="1" w:unhideWhenUsed="0" w:uiPriority="66" w:semiHidden="0" w:name="Medium List 2 Accent 5"/>
+    <w:lsdException w:qFormat="1" w:unhideWhenUsed="0" w:uiPriority="67" w:semiHidden="0" w:name="Medium Grid 1 Accent 5"/>
+    <w:lsdException w:qFormat="1" w:unhideWhenUsed="0" w:uiPriority="68" w:semiHidden="0" w:name="Medium Grid 2 Accent 5"/>
+    <w:lsdException w:qFormat="1" w:unhideWhenUsed="0" w:uiPriority="69" w:semiHidden="0" w:name="Medium Grid 3 Accent 5"/>
+    <w:lsdException w:qFormat="1" w:unhideWhenUsed="0" w:uiPriority="70" w:semiHidden="0" w:name="Dark List Accent 5"/>
     <w:lsdException w:qFormat="1" w:unhideWhenUsed="0" w:uiPriority="71" w:semiHidden="0" w:name="Colorful Shading Accent 5"/>
-    <w:lsdException w:unhideWhenUsed="0" w:uiPriority="72" w:semiHidden="0" w:name="Colorful List Accent 5"/>
-    <w:lsdException w:unhideWhenUsed="0" w:uiPriority="73" w:semiHidden="0" w:name="Colorful Grid Accent 5"/>
+    <w:lsdException w:qFormat="1" w:unhideWhenUsed="0" w:uiPriority="72" w:semiHidden="0" w:name="Colorful List Accent 5"/>
+    <w:lsdException w:qFormat="1" w:unhideWhenUsed="0" w:uiPriority="73" w:semiHidden="0" w:name="Colorful Grid Accent 5"/>
     <w:lsdException w:qFormat="1" w:unhideWhenUsed="0" w:uiPriority="60" w:semiHidden="0" w:name="Light Shading Accent 6"/>
     <w:lsdException w:qFormat="1" w:unhideWhenUsed="0" w:uiPriority="61" w:semiHidden="0" w:name="Light List Accent 6"/>
     <w:lsdException w:qFormat="1" w:unhideWhenUsed="0" w:uiPriority="62" w:semiHidden="0" w:name="Light Grid Accent 6"/>
-    <w:lsdException w:unhideWhenUsed="0" w:uiPriority="63" w:semiHidden="0" w:name="Medium Shading 1 Accent 6"/>
+    <w:lsdException w:qFormat="1" w:unhideWhenUsed="0" w:uiPriority="63" w:semiHidden="0" w:name="Medium Shading 1 Accent 6"/>
     <w:lsdException w:qFormat="1" w:unhideWhenUsed="0" w:uiPriority="64" w:semiHidden="0" w:name="Medium Shading 2 Accent 6"/>
-    <w:lsdException w:unhideWhenUsed="0" w:uiPriority="65" w:semiHidden="0" w:name="Medium List 1 Accent 6"/>
+    <w:lsdException w:qFormat="1" w:unhideWhenUsed="0" w:uiPriority="65" w:semiHidden="0" w:name="Medium List 1 Accent 6"/>
     <w:lsdException w:qFormat="1" w:unhideWhenUsed="0" w:uiPriority="66" w:semiHidden="0" w:name="Medium List 2 Accent 6"/>
     <w:lsdException w:qFormat="1" w:unhideWhenUsed="0" w:uiPriority="67" w:semiHidden="0" w:name="Medium Grid 1 Accent 6"/>
-    <w:lsdException w:unhideWhenUsed="0" w:uiPriority="68" w:semiHidden="0" w:name="Medium Grid 2 Accent 6"/>
+    <w:lsdException w:qFormat="1" w:unhideWhenUsed="0" w:uiPriority="68" w:semiHidden="0" w:name="Medium Grid 2 Accent 6"/>
     <w:lsdException w:qFormat="1" w:unhideWhenUsed="0" w:uiPriority="69" w:semiHidden="0" w:name="Medium Grid 3 Accent 6"/>
-    <w:lsdException w:unhideWhenUsed="0" w:uiPriority="70" w:semiHidden="0" w:name="Dark List Accent 6"/>
-    <w:lsdException w:unhideWhenUsed="0" w:uiPriority="71" w:semiHidden="0" w:name="Colorful Shading Accent 6"/>
-    <w:lsdException w:unhideWhenUsed="0" w:uiPriority="72" w:semiHidden="0" w:name="Colorful List Accent 6"/>
-    <w:lsdException w:unhideWhenUsed="0" w:uiPriority="73" w:semiHidden="0" w:name="Colorful Grid Accent 6"/>
+    <w:lsdException w:qFormat="1" w:unhideWhenUsed="0" w:uiPriority="70" w:semiHidden="0" w:name="Dark List Accent 6"/>
+    <w:lsdException w:qFormat="1" w:unhideWhenUsed="0" w:uiPriority="71" w:semiHidden="0" w:name="Colorful Shading Accent 6"/>
+    <w:lsdException w:qFormat="1" w:unhideWhenUsed="0" w:uiPriority="72" w:semiHidden="0" w:name="Colorful List Accent 6"/>
+    <w:lsdException w:qFormat="1" w:unhideWhenUsed="0" w:uiPriority="73" w:semiHidden="0" w:name="Colorful Grid Accent 6"/>
   </w:latentStyles>
   <w:style w:type="paragraph" w:default="1" w:styleId="1">
     <w:name w:val="Normal"/>
@@ -2900,7 +4010,7 @@
     <w:name w:val="heading 1"/>
     <w:basedOn w:val="1"/>
     <w:next w:val="1"/>
-    <w:link w:val="139"/>
+    <w:link w:val="140"/>
     <w:qFormat/>
     <w:uiPriority w:val="9"/>
     <w:pPr>
@@ -2922,7 +4032,7 @@
     <w:name w:val="heading 2"/>
     <w:basedOn w:val="1"/>
     <w:next w:val="1"/>
-    <w:link w:val="140"/>
+    <w:link w:val="141"/>
     <w:unhideWhenUsed/>
     <w:qFormat/>
     <w:uiPriority w:val="9"/>
@@ -2950,7 +4060,7 @@
     <w:name w:val="heading 3"/>
     <w:basedOn w:val="1"/>
     <w:next w:val="1"/>
-    <w:link w:val="141"/>
+    <w:link w:val="142"/>
     <w:unhideWhenUsed/>
     <w:qFormat/>
     <w:uiPriority w:val="9"/>
@@ -2976,7 +4086,7 @@
     <w:name w:val="heading 4"/>
     <w:basedOn w:val="1"/>
     <w:next w:val="1"/>
-    <w:link w:val="151"/>
+    <w:link w:val="152"/>
     <w:semiHidden/>
     <w:unhideWhenUsed/>
     <w:qFormat/>
@@ -3005,7 +4115,7 @@
     <w:name w:val="heading 5"/>
     <w:basedOn w:val="1"/>
     <w:next w:val="1"/>
-    <w:link w:val="152"/>
+    <w:link w:val="153"/>
     <w:semiHidden/>
     <w:unhideWhenUsed/>
     <w:qFormat/>
@@ -3025,7 +4135,7 @@
     <w:name w:val="heading 6"/>
     <w:basedOn w:val="1"/>
     <w:next w:val="1"/>
-    <w:link w:val="153"/>
+    <w:link w:val="154"/>
     <w:semiHidden/>
     <w:unhideWhenUsed/>
     <w:qFormat/>
@@ -3047,7 +4157,7 @@
     <w:name w:val="heading 7"/>
     <w:basedOn w:val="1"/>
     <w:next w:val="1"/>
-    <w:link w:val="154"/>
+    <w:link w:val="155"/>
     <w:semiHidden/>
     <w:unhideWhenUsed/>
     <w:qFormat/>
@@ -3077,7 +4187,7 @@
     <w:name w:val="heading 8"/>
     <w:basedOn w:val="1"/>
     <w:next w:val="1"/>
-    <w:link w:val="155"/>
+    <w:link w:val="156"/>
     <w:semiHidden/>
     <w:unhideWhenUsed/>
     <w:qFormat/>
@@ -3104,7 +4214,7 @@
     <w:name w:val="heading 9"/>
     <w:basedOn w:val="1"/>
     <w:next w:val="1"/>
-    <w:link w:val="156"/>
+    <w:link w:val="157"/>
     <w:semiHidden/>
     <w:unhideWhenUsed/>
     <w:qFormat/>
@@ -3142,6 +4252,7 @@
     <w:name w:val="Normal Table"/>
     <w:semiHidden/>
     <w:unhideWhenUsed/>
+    <w:qFormat/>
     <w:uiPriority w:val="99"/>
     <w:tblPr>
       <w:tblCellMar>
@@ -3154,8 +4265,9 @@
   </w:style>
   <w:style w:type="paragraph" w:styleId="2">
     <w:name w:val="macro"/>
-    <w:link w:val="148"/>
+    <w:link w:val="149"/>
     <w:unhideWhenUsed/>
+    <w:qFormat/>
     <w:uiPriority w:val="99"/>
     <w:pPr>
       <w:tabs>
@@ -3205,6 +4317,7 @@
     <w:name w:val="List Number"/>
     <w:basedOn w:val="1"/>
     <w:unhideWhenUsed/>
+    <w:qFormat/>
     <w:uiPriority w:val="99"/>
     <w:pPr>
       <w:numPr>
@@ -3242,6 +4355,7 @@
     <w:name w:val="List Bullet"/>
     <w:basedOn w:val="1"/>
     <w:unhideWhenUsed/>
+    <w:qFormat/>
     <w:uiPriority w:val="99"/>
     <w:pPr>
       <w:numPr>
@@ -3254,7 +4368,7 @@
   <w:style w:type="paragraph" w:styleId="17">
     <w:name w:val="Body Text 3"/>
     <w:basedOn w:val="1"/>
-    <w:link w:val="147"/>
+    <w:link w:val="148"/>
     <w:unhideWhenUsed/>
     <w:qFormat/>
     <w:uiPriority w:val="99"/>
@@ -3283,8 +4397,9 @@
   <w:style w:type="paragraph" w:styleId="19">
     <w:name w:val="Body Text"/>
     <w:basedOn w:val="1"/>
-    <w:link w:val="145"/>
+    <w:link w:val="146"/>
     <w:unhideWhenUsed/>
+    <w:qFormat/>
     <w:uiPriority w:val="99"/>
     <w:pPr>
       <w:spacing w:after="120"/>
@@ -3308,6 +4423,7 @@
     <w:name w:val="List 2"/>
     <w:basedOn w:val="1"/>
     <w:unhideWhenUsed/>
+    <w:qFormat/>
     <w:uiPriority w:val="99"/>
     <w:pPr>
       <w:ind w:left="720" w:hanging="360"/>
@@ -3343,7 +4459,7 @@
   <w:style w:type="paragraph" w:styleId="24">
     <w:name w:val="footer"/>
     <w:basedOn w:val="1"/>
-    <w:link w:val="137"/>
+    <w:link w:val="138"/>
     <w:unhideWhenUsed/>
     <w:qFormat/>
     <w:uiPriority w:val="99"/>
@@ -3358,7 +4474,7 @@
   <w:style w:type="paragraph" w:styleId="25">
     <w:name w:val="header"/>
     <w:basedOn w:val="1"/>
-    <w:link w:val="136"/>
+    <w:link w:val="137"/>
     <w:unhideWhenUsed/>
     <w:qFormat/>
     <w:uiPriority w:val="99"/>
@@ -3374,7 +4490,7 @@
     <w:name w:val="Subtitle"/>
     <w:basedOn w:val="1"/>
     <w:next w:val="1"/>
-    <w:link w:val="143"/>
+    <w:link w:val="144"/>
     <w:qFormat/>
     <w:uiPriority w:val="11"/>
     <w:rPr>
@@ -3406,7 +4522,7 @@
   <w:style w:type="paragraph" w:styleId="28">
     <w:name w:val="Body Text 2"/>
     <w:basedOn w:val="1"/>
-    <w:link w:val="146"/>
+    <w:link w:val="147"/>
     <w:unhideWhenUsed/>
     <w:uiPriority w:val="99"/>
     <w:pPr>
@@ -3441,7 +4557,7 @@
     <w:name w:val="Title"/>
     <w:basedOn w:val="1"/>
     <w:next w:val="1"/>
-    <w:link w:val="142"/>
+    <w:link w:val="143"/>
     <w:qFormat/>
     <w:uiPriority w:val="10"/>
     <w:pPr>
@@ -3688,6 +4804,7 @@
   <w:style w:type="table" w:styleId="36">
     <w:name w:val="Light Shading Accent 2"/>
     <w:basedOn w:val="32"/>
+    <w:qFormat/>
     <w:uiPriority w:val="60"/>
     <w:pPr>
       <w:spacing w:after="0" w:line="240" w:lineRule="auto"/>
@@ -3987,6 +5104,7 @@
   <w:style w:type="table" w:styleId="39">
     <w:name w:val="Light Shading Accent 5"/>
     <w:basedOn w:val="32"/>
+    <w:qFormat/>
     <w:uiPriority w:val="60"/>
     <w:pPr>
       <w:spacing w:after="0" w:line="240" w:lineRule="auto"/>
@@ -4468,6 +5586,7 @@
   <w:style w:type="table" w:styleId="44">
     <w:name w:val="Light List Accent 3"/>
     <w:basedOn w:val="32"/>
+    <w:qFormat/>
     <w:uiPriority w:val="61"/>
     <w:pPr>
       <w:spacing w:after="0" w:line="240" w:lineRule="auto"/>
@@ -5224,6 +6343,7 @@
   <w:style w:type="table" w:styleId="51">
     <w:name w:val="Light Grid Accent 3"/>
     <w:basedOn w:val="32"/>
+    <w:qFormat/>
     <w:uiPriority w:val="62"/>
     <w:pPr>
       <w:spacing w:after="0" w:line="240" w:lineRule="auto"/>
@@ -5477,6 +6597,7 @@
   <w:style w:type="table" w:styleId="53">
     <w:name w:val="Light Grid Accent 5"/>
     <w:basedOn w:val="32"/>
+    <w:qFormat/>
     <w:uiPriority w:val="62"/>
     <w:pPr>
       <w:spacing w:after="0" w:line="240" w:lineRule="auto"/>
@@ -5838,6 +6959,7 @@
   <w:style w:type="table" w:styleId="56">
     <w:name w:val="Medium Shading 1 Accent 1"/>
     <w:basedOn w:val="32"/>
+    <w:qFormat/>
     <w:uiPriority w:val="63"/>
     <w:pPr>
       <w:spacing w:after="0" w:line="240" w:lineRule="auto"/>
@@ -5945,6 +7067,7 @@
   <w:style w:type="table" w:styleId="57">
     <w:name w:val="Medium Shading 1 Accent 2"/>
     <w:basedOn w:val="32"/>
+    <w:qFormat/>
     <w:uiPriority w:val="63"/>
     <w:pPr>
       <w:spacing w:after="0" w:line="240" w:lineRule="auto"/>
@@ -6160,6 +7283,7 @@
   <w:style w:type="table" w:styleId="59">
     <w:name w:val="Medium Shading 1 Accent 4"/>
     <w:basedOn w:val="32"/>
+    <w:qFormat/>
     <w:uiPriority w:val="63"/>
     <w:pPr>
       <w:spacing w:after="0" w:line="240" w:lineRule="auto"/>
@@ -6375,6 +7499,7 @@
   <w:style w:type="table" w:styleId="61">
     <w:name w:val="Medium Shading 1 Accent 6"/>
     <w:basedOn w:val="32"/>
+    <w:qFormat/>
     <w:uiPriority w:val="63"/>
     <w:pPr>
       <w:spacing w:after="0" w:line="240" w:lineRule="auto"/>
@@ -6482,6 +7607,7 @@
   <w:style w:type="table" w:styleId="62">
     <w:name w:val="Medium Shading 2"/>
     <w:basedOn w:val="32"/>
+    <w:qFormat/>
     <w:uiPriority w:val="64"/>
     <w:pPr>
       <w:spacing w:after="0" w:line="240" w:lineRule="auto"/>
@@ -6979,6 +8105,7 @@
   <w:style w:type="table" w:styleId="65">
     <w:name w:val="Medium Shading 2 Accent 3"/>
     <w:basedOn w:val="32"/>
+    <w:qFormat/>
     <w:uiPriority w:val="64"/>
     <w:pPr>
       <w:spacing w:after="0" w:line="240" w:lineRule="auto"/>
@@ -7144,6 +8271,7 @@
   <w:style w:type="table" w:styleId="66">
     <w:name w:val="Medium Shading 2 Accent 4"/>
     <w:basedOn w:val="32"/>
+    <w:qFormat/>
     <w:uiPriority w:val="64"/>
     <w:pPr>
       <w:spacing w:after="0" w:line="240" w:lineRule="auto"/>
@@ -7309,6 +8437,7 @@
   <w:style w:type="table" w:styleId="67">
     <w:name w:val="Medium Shading 2 Accent 5"/>
     <w:basedOn w:val="32"/>
+    <w:qFormat/>
     <w:uiPriority w:val="64"/>
     <w:pPr>
       <w:spacing w:after="0" w:line="240" w:lineRule="auto"/>
@@ -7822,6 +8951,7 @@
   <w:style w:type="table" w:styleId="71">
     <w:name w:val="Medium List 1 Accent 2"/>
     <w:basedOn w:val="32"/>
+    <w:qFormat/>
     <w:uiPriority w:val="65"/>
     <w:pPr>
       <w:spacing w:after="0" w:line="240" w:lineRule="auto"/>
@@ -7912,6 +9042,7 @@
   <w:style w:type="table" w:styleId="72">
     <w:name w:val="Medium List 1 Accent 3"/>
     <w:basedOn w:val="32"/>
+    <w:qFormat/>
     <w:uiPriority w:val="65"/>
     <w:pPr>
       <w:spacing w:after="0" w:line="240" w:lineRule="auto"/>
@@ -8002,6 +9133,7 @@
   <w:style w:type="table" w:styleId="73">
     <w:name w:val="Medium List 1 Accent 4"/>
     <w:basedOn w:val="32"/>
+    <w:qFormat/>
     <w:uiPriority w:val="65"/>
     <w:pPr>
       <w:spacing w:after="0" w:line="240" w:lineRule="auto"/>
@@ -8092,6 +9224,7 @@
   <w:style w:type="table" w:styleId="74">
     <w:name w:val="Medium List 1 Accent 5"/>
     <w:basedOn w:val="32"/>
+    <w:qFormat/>
     <w:uiPriority w:val="65"/>
     <w:pPr>
       <w:spacing w:after="0" w:line="240" w:lineRule="auto"/>
@@ -8182,6 +9315,7 @@
   <w:style w:type="table" w:styleId="75">
     <w:name w:val="Medium List 1 Accent 6"/>
     <w:basedOn w:val="32"/>
+    <w:qFormat/>
     <w:uiPriority w:val="65"/>
     <w:pPr>
       <w:spacing w:after="0" w:line="240" w:lineRule="auto"/>
@@ -8532,6 +9666,7 @@
   <w:style w:type="table" w:styleId="78">
     <w:name w:val="Medium List 2 Accent 2"/>
     <w:basedOn w:val="32"/>
+    <w:qFormat/>
     <w:uiPriority w:val="66"/>
     <w:pPr>
       <w:spacing w:after="0" w:line="240" w:lineRule="auto"/>
@@ -8661,6 +9796,7 @@
   <w:style w:type="table" w:styleId="79">
     <w:name w:val="Medium List 2 Accent 3"/>
     <w:basedOn w:val="32"/>
+    <w:qFormat/>
     <w:uiPriority w:val="66"/>
     <w:pPr>
       <w:spacing w:after="0" w:line="240" w:lineRule="auto"/>
@@ -8920,6 +10056,7 @@
   <w:style w:type="table" w:styleId="81">
     <w:name w:val="Medium List 2 Accent 5"/>
     <w:basedOn w:val="32"/>
+    <w:qFormat/>
     <w:uiPriority w:val="66"/>
     <w:pPr>
       <w:spacing w:after="0" w:line="240" w:lineRule="auto"/>
@@ -9249,6 +10386,7 @@
   <w:style w:type="table" w:styleId="84">
     <w:name w:val="Medium Grid 1 Accent 1"/>
     <w:basedOn w:val="32"/>
+    <w:qFormat/>
     <w:uiPriority w:val="67"/>
     <w:pPr>
       <w:spacing w:after="0" w:line="240" w:lineRule="auto"/>
@@ -9458,6 +10596,7 @@
   <w:style w:type="table" w:styleId="87">
     <w:name w:val="Medium Grid 1 Accent 4"/>
     <w:basedOn w:val="32"/>
+    <w:qFormat/>
     <w:uiPriority w:val="67"/>
     <w:pPr>
       <w:spacing w:after="0" w:line="240" w:lineRule="auto"/>
@@ -9527,6 +10666,7 @@
   <w:style w:type="table" w:styleId="88">
     <w:name w:val="Medium Grid 1 Accent 5"/>
     <w:basedOn w:val="32"/>
+    <w:qFormat/>
     <w:uiPriority w:val="67"/>
     <w:pPr>
       <w:spacing w:after="0" w:line="240" w:lineRule="auto"/>
@@ -9666,6 +10806,7 @@
   <w:style w:type="table" w:styleId="90">
     <w:name w:val="Medium Grid 2"/>
     <w:basedOn w:val="32"/>
+    <w:qFormat/>
     <w:uiPriority w:val="68"/>
     <w:pPr>
       <w:spacing w:after="0" w:line="240" w:lineRule="auto"/>
@@ -9812,6 +10953,7 @@
   <w:style w:type="table" w:styleId="91">
     <w:name w:val="Medium Grid 2 Accent 1"/>
     <w:basedOn w:val="32"/>
+    <w:qFormat/>
     <w:uiPriority w:val="68"/>
     <w:pPr>
       <w:spacing w:after="0" w:line="240" w:lineRule="auto"/>
@@ -9958,6 +11100,7 @@
   <w:style w:type="table" w:styleId="92">
     <w:name w:val="Medium Grid 2 Accent 2"/>
     <w:basedOn w:val="32"/>
+    <w:qFormat/>
     <w:uiPriority w:val="68"/>
     <w:pPr>
       <w:spacing w:after="0" w:line="240" w:lineRule="auto"/>
@@ -10398,6 +11541,7 @@
   <w:style w:type="table" w:styleId="95">
     <w:name w:val="Medium Grid 2 Accent 5"/>
     <w:basedOn w:val="32"/>
+    <w:qFormat/>
     <w:uiPriority w:val="68"/>
     <w:pPr>
       <w:spacing w:after="0" w:line="240" w:lineRule="auto"/>
@@ -10544,6 +11688,7 @@
   <w:style w:type="table" w:styleId="96">
     <w:name w:val="Medium Grid 2 Accent 6"/>
     <w:basedOn w:val="32"/>
+    <w:qFormat/>
     <w:uiPriority w:val="68"/>
     <w:pPr>
       <w:spacing w:after="0" w:line="240" w:lineRule="auto"/>
@@ -10690,6 +11835,7 @@
   <w:style w:type="table" w:styleId="97">
     <w:name w:val="Medium Grid 3"/>
     <w:basedOn w:val="32"/>
+    <w:qFormat/>
     <w:uiPriority w:val="69"/>
     <w:pPr>
       <w:spacing w:after="0" w:line="240" w:lineRule="auto"/>
@@ -10847,6 +11993,7 @@
   <w:style w:type="table" w:styleId="98">
     <w:name w:val="Medium Grid 3 Accent 1"/>
     <w:basedOn w:val="32"/>
+    <w:qFormat/>
     <w:uiPriority w:val="69"/>
     <w:pPr>
       <w:spacing w:after="0" w:line="240" w:lineRule="auto"/>
@@ -11004,6 +12151,7 @@
   <w:style w:type="table" w:styleId="99">
     <w:name w:val="Medium Grid 3 Accent 2"/>
     <w:basedOn w:val="32"/>
+    <w:qFormat/>
     <w:uiPriority w:val="69"/>
     <w:pPr>
       <w:spacing w:after="0" w:line="240" w:lineRule="auto"/>
@@ -11161,6 +12309,7 @@
   <w:style w:type="table" w:styleId="100">
     <w:name w:val="Medium Grid 3 Accent 3"/>
     <w:basedOn w:val="32"/>
+    <w:qFormat/>
     <w:uiPriority w:val="69"/>
     <w:pPr>
       <w:spacing w:after="0" w:line="240" w:lineRule="auto"/>
@@ -11318,6 +12467,7 @@
   <w:style w:type="table" w:styleId="101">
     <w:name w:val="Medium Grid 3 Accent 4"/>
     <w:basedOn w:val="32"/>
+    <w:qFormat/>
     <w:uiPriority w:val="69"/>
     <w:pPr>
       <w:spacing w:after="0" w:line="240" w:lineRule="auto"/>
@@ -11475,6 +12625,7 @@
   <w:style w:type="table" w:styleId="102">
     <w:name w:val="Medium Grid 3 Accent 5"/>
     <w:basedOn w:val="32"/>
+    <w:qFormat/>
     <w:uiPriority w:val="69"/>
     <w:pPr>
       <w:spacing w:after="0" w:line="240" w:lineRule="auto"/>
@@ -11790,6 +12941,7 @@
   <w:style w:type="table" w:styleId="104">
     <w:name w:val="Dark List"/>
     <w:basedOn w:val="32"/>
+    <w:qFormat/>
     <w:uiPriority w:val="70"/>
     <w:pPr>
       <w:spacing w:after="0" w:line="240" w:lineRule="auto"/>
@@ -11905,6 +13057,7 @@
   <w:style w:type="table" w:styleId="105">
     <w:name w:val="Dark List Accent 1"/>
     <w:basedOn w:val="32"/>
+    <w:qFormat/>
     <w:uiPriority w:val="70"/>
     <w:pPr>
       <w:spacing w:after="0" w:line="240" w:lineRule="auto"/>
@@ -12136,6 +13289,7 @@
   <w:style w:type="table" w:styleId="107">
     <w:name w:val="Dark List Accent 3"/>
     <w:basedOn w:val="32"/>
+    <w:qFormat/>
     <w:uiPriority w:val="70"/>
     <w:pPr>
       <w:spacing w:after="0" w:line="240" w:lineRule="auto"/>
@@ -12251,6 +13405,7 @@
   <w:style w:type="table" w:styleId="108">
     <w:name w:val="Dark List Accent 4"/>
     <w:basedOn w:val="32"/>
+    <w:qFormat/>
     <w:uiPriority w:val="70"/>
     <w:pPr>
       <w:spacing w:after="0" w:line="240" w:lineRule="auto"/>
@@ -12366,6 +13521,7 @@
   <w:style w:type="table" w:styleId="109">
     <w:name w:val="Dark List Accent 5"/>
     <w:basedOn w:val="32"/>
+    <w:qFormat/>
     <w:uiPriority w:val="70"/>
     <w:pPr>
       <w:spacing w:after="0" w:line="240" w:lineRule="auto"/>
@@ -12481,6 +13637,7 @@
   <w:style w:type="table" w:styleId="110">
     <w:name w:val="Dark List Accent 6"/>
     <w:basedOn w:val="32"/>
+    <w:qFormat/>
     <w:uiPriority w:val="70"/>
     <w:pPr>
       <w:spacing w:after="0" w:line="240" w:lineRule="auto"/>
@@ -12596,6 +13753,7 @@
   <w:style w:type="table" w:styleId="111">
     <w:name w:val="Colorful Shading"/>
     <w:basedOn w:val="32"/>
+    <w:qFormat/>
     <w:uiPriority w:val="71"/>
     <w:pPr>
       <w:spacing w:after="0" w:line="240" w:lineRule="auto"/>
@@ -12744,6 +13902,7 @@
   <w:style w:type="table" w:styleId="112">
     <w:name w:val="Colorful Shading Accent 1"/>
     <w:basedOn w:val="32"/>
+    <w:qFormat/>
     <w:uiPriority w:val="71"/>
     <w:pPr>
       <w:spacing w:after="0" w:line="240" w:lineRule="auto"/>
@@ -13041,6 +14200,7 @@
   <w:style w:type="table" w:styleId="114">
     <w:name w:val="Colorful Shading Accent 3"/>
     <w:basedOn w:val="32"/>
+    <w:qFormat/>
     <w:uiPriority w:val="71"/>
     <w:pPr>
       <w:spacing w:after="0" w:line="240" w:lineRule="auto"/>
@@ -13169,6 +14329,7 @@
   <w:style w:type="table" w:styleId="115">
     <w:name w:val="Colorful Shading Accent 4"/>
     <w:basedOn w:val="32"/>
+    <w:qFormat/>
     <w:uiPriority w:val="71"/>
     <w:pPr>
       <w:spacing w:after="0" w:line="240" w:lineRule="auto"/>
@@ -13466,6 +14627,7 @@
   <w:style w:type="table" w:styleId="117">
     <w:name w:val="Colorful Shading Accent 6"/>
     <w:basedOn w:val="32"/>
+    <w:qFormat/>
     <w:uiPriority w:val="71"/>
     <w:pPr>
       <w:spacing w:after="0" w:line="240" w:lineRule="auto"/>
@@ -13614,6 +14776,7 @@
   <w:style w:type="table" w:styleId="118">
     <w:name w:val="Colorful List"/>
     <w:basedOn w:val="32"/>
+    <w:qFormat/>
     <w:uiPriority w:val="72"/>
     <w:pPr>
       <w:spacing w:after="0" w:line="240" w:lineRule="auto"/>
@@ -13706,6 +14869,7 @@
   <w:style w:type="table" w:styleId="119">
     <w:name w:val="Colorful List Accent 1"/>
     <w:basedOn w:val="32"/>
+    <w:qFormat/>
     <w:uiPriority w:val="72"/>
     <w:pPr>
       <w:spacing w:after="0" w:line="240" w:lineRule="auto"/>
@@ -13891,6 +15055,7 @@
   <w:style w:type="table" w:styleId="121">
     <w:name w:val="Colorful List Accent 3"/>
     <w:basedOn w:val="32"/>
+    <w:qFormat/>
     <w:uiPriority w:val="72"/>
     <w:pPr>
       <w:spacing w:after="0" w:line="240" w:lineRule="auto"/>
@@ -13983,6 +15148,7 @@
   <w:style w:type="table" w:styleId="122">
     <w:name w:val="Colorful List Accent 4"/>
     <w:basedOn w:val="32"/>
+    <w:qFormat/>
     <w:uiPriority w:val="72"/>
     <w:pPr>
       <w:spacing w:after="0" w:line="240" w:lineRule="auto"/>
@@ -14075,6 +15241,7 @@
   <w:style w:type="table" w:styleId="123">
     <w:name w:val="Colorful List Accent 5"/>
     <w:basedOn w:val="32"/>
+    <w:qFormat/>
     <w:uiPriority w:val="72"/>
     <w:pPr>
       <w:spacing w:after="0" w:line="240" w:lineRule="auto"/>
@@ -14167,6 +15334,7 @@
   <w:style w:type="table" w:styleId="124">
     <w:name w:val="Colorful List Accent 6"/>
     <w:basedOn w:val="32"/>
+    <w:qFormat/>
     <w:uiPriority w:val="72"/>
     <w:pPr>
       <w:spacing w:after="0" w:line="240" w:lineRule="auto"/>
@@ -14259,6 +15427,7 @@
   <w:style w:type="table" w:styleId="125">
     <w:name w:val="Colorful Grid"/>
     <w:basedOn w:val="32"/>
+    <w:qFormat/>
     <w:uiPriority w:val="73"/>
     <w:pPr>
       <w:spacing w:after="0" w:line="240" w:lineRule="auto"/>
@@ -14549,6 +15718,7 @@
   <w:style w:type="table" w:styleId="128">
     <w:name w:val="Colorful Grid Accent 3"/>
     <w:basedOn w:val="32"/>
+    <w:qFormat/>
     <w:uiPriority w:val="73"/>
     <w:pPr>
       <w:spacing w:after="0" w:line="240" w:lineRule="auto"/>
@@ -14645,6 +15815,7 @@
   <w:style w:type="table" w:styleId="129">
     <w:name w:val="Colorful Grid Accent 4"/>
     <w:basedOn w:val="32"/>
+    <w:qFormat/>
     <w:uiPriority w:val="73"/>
     <w:pPr>
       <w:spacing w:after="0" w:line="240" w:lineRule="auto"/>
@@ -14741,6 +15912,7 @@
   <w:style w:type="table" w:styleId="130">
     <w:name w:val="Colorful Grid Accent 5"/>
     <w:basedOn w:val="32"/>
+    <w:qFormat/>
     <w:uiPriority w:val="73"/>
     <w:pPr>
       <w:spacing w:after="0" w:line="240" w:lineRule="auto"/>
@@ -14837,6 +16009,7 @@
   <w:style w:type="table" w:styleId="131">
     <w:name w:val="Colorful Grid Accent 6"/>
     <w:basedOn w:val="32"/>
+    <w:qFormat/>
     <w:uiPriority w:val="73"/>
     <w:pPr>
       <w:spacing w:after="0" w:line="240" w:lineRule="auto"/>
@@ -14941,6 +16114,18 @@
     </w:rPr>
   </w:style>
   <w:style w:type="character" w:styleId="134">
+    <w:name w:val="FollowedHyperlink"/>
+    <w:basedOn w:val="132"/>
+    <w:semiHidden/>
+    <w:unhideWhenUsed/>
+    <w:qFormat/>
+    <w:uiPriority w:val="99"/>
+    <w:rPr>
+      <w:color w:val="800080"/>
+      <w:u w:val="single"/>
+    </w:rPr>
+  </w:style>
+  <w:style w:type="character" w:styleId="135">
     <w:name w:val="Emphasis"/>
     <w:basedOn w:val="132"/>
     <w:qFormat/>
@@ -14950,7 +16135,7 @@
       <w:iCs/>
     </w:rPr>
   </w:style>
-  <w:style w:type="character" w:styleId="135">
+  <w:style w:type="character" w:styleId="136">
     <w:name w:val="Hyperlink"/>
     <w:basedOn w:val="132"/>
     <w:semiHidden/>
@@ -14962,20 +16147,21 @@
       <w:u w:val="single"/>
     </w:rPr>
   </w:style>
-  <w:style w:type="character" w:customStyle="1" w:styleId="136">
+  <w:style w:type="character" w:customStyle="1" w:styleId="137">
     <w:name w:val="Header Char"/>
     <w:basedOn w:val="132"/>
     <w:link w:val="25"/>
     <w:qFormat/>
     <w:uiPriority w:val="99"/>
   </w:style>
-  <w:style w:type="character" w:customStyle="1" w:styleId="137">
+  <w:style w:type="character" w:customStyle="1" w:styleId="138">
     <w:name w:val="Footer Char"/>
     <w:basedOn w:val="132"/>
     <w:link w:val="24"/>
+    <w:qFormat/>
     <w:uiPriority w:val="99"/>
   </w:style>
-  <w:style w:type="paragraph" w:styleId="138">
+  <w:style w:type="paragraph" w:styleId="139">
     <w:name w:val="No Spacing"/>
     <w:qFormat/>
     <w:uiPriority w:val="1"/>
@@ -14989,7 +16175,7 @@
       <w:lang w:val="en-US" w:eastAsia="en-US" w:bidi="ar-SA"/>
     </w:rPr>
   </w:style>
-  <w:style w:type="character" w:customStyle="1" w:styleId="139">
+  <w:style w:type="character" w:customStyle="1" w:styleId="140">
     <w:name w:val="Heading 1 Char"/>
     <w:basedOn w:val="132"/>
     <w:link w:val="3"/>
@@ -15004,10 +16190,11 @@
       <w:szCs w:val="28"/>
     </w:rPr>
   </w:style>
-  <w:style w:type="character" w:customStyle="1" w:styleId="140">
+  <w:style w:type="character" w:customStyle="1" w:styleId="141">
     <w:name w:val="Heading 2 Char"/>
     <w:basedOn w:val="132"/>
     <w:link w:val="4"/>
+    <w:qFormat/>
     <w:uiPriority w:val="9"/>
     <w:rPr>
       <w:rFonts w:asciiTheme="majorHAnsi" w:hAnsiTheme="majorHAnsi" w:eastAsiaTheme="majorEastAsia" w:cstheme="majorBidi"/>
@@ -15023,10 +16210,11 @@
       </w14:textFill>
     </w:rPr>
   </w:style>
-  <w:style w:type="character" w:customStyle="1" w:styleId="141">
+  <w:style w:type="character" w:customStyle="1" w:styleId="142">
     <w:name w:val="Heading 3 Char"/>
     <w:basedOn w:val="132"/>
     <w:link w:val="5"/>
+    <w:qFormat/>
     <w:uiPriority w:val="9"/>
     <w:rPr>
       <w:rFonts w:asciiTheme="majorHAnsi" w:hAnsiTheme="majorHAnsi" w:eastAsiaTheme="majorEastAsia" w:cstheme="majorBidi"/>
@@ -15040,10 +16228,11 @@
       </w14:textFill>
     </w:rPr>
   </w:style>
-  <w:style w:type="character" w:customStyle="1" w:styleId="142">
+  <w:style w:type="character" w:customStyle="1" w:styleId="143">
     <w:name w:val="Title Char"/>
     <w:basedOn w:val="132"/>
     <w:link w:val="31"/>
+    <w:qFormat/>
     <w:uiPriority w:val="10"/>
     <w:rPr>
       <w:rFonts w:asciiTheme="majorHAnsi" w:hAnsiTheme="majorHAnsi" w:eastAsiaTheme="majorEastAsia" w:cstheme="majorBidi"/>
@@ -15054,10 +16243,11 @@
       <w:szCs w:val="52"/>
     </w:rPr>
   </w:style>
-  <w:style w:type="character" w:customStyle="1" w:styleId="143">
+  <w:style w:type="character" w:customStyle="1" w:styleId="144">
     <w:name w:val="Subtitle Char"/>
     <w:basedOn w:val="132"/>
     <w:link w:val="26"/>
+    <w:qFormat/>
     <w:uiPriority w:val="11"/>
     <w:rPr>
       <w:rFonts w:asciiTheme="majorHAnsi" w:hAnsiTheme="majorHAnsi" w:eastAsiaTheme="majorEastAsia" w:cstheme="majorBidi"/>
@@ -15074,7 +16264,7 @@
       </w14:textFill>
     </w:rPr>
   </w:style>
-  <w:style w:type="paragraph" w:styleId="144">
+  <w:style w:type="paragraph" w:styleId="145">
     <w:name w:val="List Paragraph"/>
     <w:basedOn w:val="1"/>
     <w:qFormat/>
@@ -15084,20 +16274,21 @@
       <w:contextualSpacing/>
     </w:pPr>
   </w:style>
-  <w:style w:type="character" w:customStyle="1" w:styleId="145">
+  <w:style w:type="character" w:customStyle="1" w:styleId="146">
     <w:name w:val="Body Text Char"/>
     <w:basedOn w:val="132"/>
     <w:link w:val="19"/>
+    <w:qFormat/>
     <w:uiPriority w:val="99"/>
   </w:style>
-  <w:style w:type="character" w:customStyle="1" w:styleId="146">
+  <w:style w:type="character" w:customStyle="1" w:styleId="147">
     <w:name w:val="Body Text 2 Char"/>
     <w:basedOn w:val="132"/>
     <w:link w:val="28"/>
     <w:qFormat/>
     <w:uiPriority w:val="99"/>
   </w:style>
-  <w:style w:type="character" w:customStyle="1" w:styleId="147">
+  <w:style w:type="character" w:customStyle="1" w:styleId="148">
     <w:name w:val="Body Text 3 Char"/>
     <w:basedOn w:val="132"/>
     <w:link w:val="17"/>
@@ -15108,7 +16299,7 @@
       <w:szCs w:val="16"/>
     </w:rPr>
   </w:style>
-  <w:style w:type="character" w:customStyle="1" w:styleId="148">
+  <w:style w:type="character" w:customStyle="1" w:styleId="149">
     <w:name w:val="Macro Text Char"/>
     <w:basedOn w:val="132"/>
     <w:link w:val="2"/>
@@ -15120,10 +16311,27 @@
       <w:szCs w:val="20"/>
     </w:rPr>
   </w:style>
-  <w:style w:type="paragraph" w:styleId="149">
+  <w:style w:type="paragraph" w:styleId="150">
     <w:name w:val="Quote"/>
     <w:basedOn w:val="1"/>
     <w:next w:val="1"/>
+    <w:link w:val="151"/>
+    <w:qFormat/>
+    <w:uiPriority w:val="29"/>
+    <w:rPr>
+      <w:i/>
+      <w:iCs/>
+      <w:color w:val="000000" w:themeColor="text1"/>
+      <w14:textFill>
+        <w14:solidFill>
+          <w14:schemeClr w14:val="tx1"/>
+        </w14:solidFill>
+      </w14:textFill>
+    </w:rPr>
+  </w:style>
+  <w:style w:type="character" w:customStyle="1" w:styleId="151">
+    <w:name w:val="Quote Char"/>
+    <w:basedOn w:val="132"/>
     <w:link w:val="150"/>
     <w:qFormat/>
     <w:uiPriority w:val="29"/>
@@ -15138,24 +16346,7 @@
       </w14:textFill>
     </w:rPr>
   </w:style>
-  <w:style w:type="character" w:customStyle="1" w:styleId="150">
-    <w:name w:val="Quote Char"/>
-    <w:basedOn w:val="132"/>
-    <w:link w:val="149"/>
-    <w:qFormat/>
-    <w:uiPriority w:val="29"/>
-    <w:rPr>
-      <w:i/>
-      <w:iCs/>
-      <w:color w:val="000000" w:themeColor="text1"/>
-      <w14:textFill>
-        <w14:solidFill>
-          <w14:schemeClr w14:val="tx1"/>
-        </w14:solidFill>
-      </w14:textFill>
-    </w:rPr>
-  </w:style>
-  <w:style w:type="character" w:customStyle="1" w:styleId="151">
+  <w:style w:type="character" w:customStyle="1" w:styleId="152">
     <w:name w:val="Heading 4 Char"/>
     <w:basedOn w:val="132"/>
     <w:link w:val="6"/>
@@ -15176,18 +16367,19 @@
       </w14:textFill>
     </w:rPr>
   </w:style>
-  <w:style w:type="character" w:customStyle="1" w:styleId="152">
+  <w:style w:type="character" w:customStyle="1" w:styleId="153">
     <w:name w:val="Heading 5 Char"/>
     <w:basedOn w:val="132"/>
     <w:link w:val="7"/>
     <w:semiHidden/>
+    <w:qFormat/>
     <w:uiPriority w:val="9"/>
     <w:rPr>
       <w:rFonts w:asciiTheme="majorHAnsi" w:hAnsiTheme="majorHAnsi" w:eastAsiaTheme="majorEastAsia" w:cstheme="majorBidi"/>
       <w:color w:val="254061" w:themeColor="accent1" w:themeShade="80"/>
     </w:rPr>
   </w:style>
-  <w:style w:type="character" w:customStyle="1" w:styleId="153">
+  <w:style w:type="character" w:customStyle="1" w:styleId="154">
     <w:name w:val="Heading 6 Char"/>
     <w:basedOn w:val="132"/>
     <w:link w:val="8"/>
@@ -15201,11 +16393,12 @@
       <w:color w:val="254061" w:themeColor="accent1" w:themeShade="80"/>
     </w:rPr>
   </w:style>
-  <w:style w:type="character" w:customStyle="1" w:styleId="154">
+  <w:style w:type="character" w:customStyle="1" w:styleId="155">
     <w:name w:val="Heading 7 Char"/>
     <w:basedOn w:val="132"/>
     <w:link w:val="9"/>
     <w:semiHidden/>
+    <w:qFormat/>
     <w:uiPriority w:val="9"/>
     <w:rPr>
       <w:rFonts w:asciiTheme="majorHAnsi" w:hAnsiTheme="majorHAnsi" w:eastAsiaTheme="majorEastAsia" w:cstheme="majorBidi"/>
@@ -15222,7 +16415,7 @@
       </w14:textFill>
     </w:rPr>
   </w:style>
-  <w:style w:type="character" w:customStyle="1" w:styleId="155">
+  <w:style w:type="character" w:customStyle="1" w:styleId="156">
     <w:name w:val="Heading 8 Char"/>
     <w:basedOn w:val="132"/>
     <w:link w:val="10"/>
@@ -15241,7 +16434,7 @@
       </w14:textFill>
     </w:rPr>
   </w:style>
-  <w:style w:type="character" w:customStyle="1" w:styleId="156">
+  <w:style w:type="character" w:customStyle="1" w:styleId="157">
     <w:name w:val="Heading 9 Char"/>
     <w:basedOn w:val="132"/>
     <w:link w:val="11"/>
@@ -15265,11 +16458,11 @@
       </w14:textFill>
     </w:rPr>
   </w:style>
-  <w:style w:type="paragraph" w:styleId="157">
+  <w:style w:type="paragraph" w:styleId="158">
     <w:name w:val="Intense Quote"/>
     <w:basedOn w:val="1"/>
     <w:next w:val="1"/>
-    <w:link w:val="158"/>
+    <w:link w:val="159"/>
     <w:qFormat/>
     <w:uiPriority w:val="30"/>
     <w:pPr>
@@ -15292,10 +16485,10 @@
       </w14:textFill>
     </w:rPr>
   </w:style>
-  <w:style w:type="character" w:customStyle="1" w:styleId="158">
+  <w:style w:type="character" w:customStyle="1" w:styleId="159">
     <w:name w:val="Intense Quote Char"/>
     <w:basedOn w:val="132"/>
-    <w:link w:val="157"/>
+    <w:link w:val="158"/>
     <w:qFormat/>
     <w:uiPriority w:val="30"/>
     <w:rPr>
@@ -15311,7 +16504,7 @@
       </w14:textFill>
     </w:rPr>
   </w:style>
-  <w:style w:type="character" w:customStyle="1" w:styleId="159">
+  <w:style w:type="character" w:customStyle="1" w:styleId="160">
     <w:name w:val="Subtle Emphasis"/>
     <w:basedOn w:val="132"/>
     <w:qFormat/>
@@ -15330,7 +16523,7 @@
       </w14:textFill>
     </w:rPr>
   </w:style>
-  <w:style w:type="character" w:customStyle="1" w:styleId="160">
+  <w:style w:type="character" w:customStyle="1" w:styleId="161">
     <w:name w:val="Intense Emphasis"/>
     <w:basedOn w:val="132"/>
     <w:qFormat/>
@@ -15348,7 +16541,7 @@
       </w14:textFill>
     </w:rPr>
   </w:style>
-  <w:style w:type="character" w:customStyle="1" w:styleId="161">
+  <w:style w:type="character" w:customStyle="1" w:styleId="162">
     <w:name w:val="Subtle Reference"/>
     <w:basedOn w:val="132"/>
     <w:qFormat/>
@@ -15364,7 +16557,7 @@
       </w14:textFill>
     </w:rPr>
   </w:style>
-  <w:style w:type="character" w:customStyle="1" w:styleId="162">
+  <w:style w:type="character" w:customStyle="1" w:styleId="163">
     <w:name w:val="Intense Reference"/>
     <w:basedOn w:val="132"/>
     <w:qFormat/>
@@ -15383,7 +16576,7 @@
       </w14:textFill>
     </w:rPr>
   </w:style>
-  <w:style w:type="character" w:customStyle="1" w:styleId="163">
+  <w:style w:type="character" w:customStyle="1" w:styleId="164">
     <w:name w:val="Book Title"/>
     <w:basedOn w:val="132"/>
     <w:qFormat/>
@@ -15395,7 +16588,7 @@
       <w:spacing w:val="5"/>
     </w:rPr>
   </w:style>
-  <w:style w:type="paragraph" w:customStyle="1" w:styleId="164">
+  <w:style w:type="paragraph" w:customStyle="1" w:styleId="165">
     <w:name w:val="TOC Heading"/>
     <w:basedOn w:val="3"/>
     <w:next w:val="1"/>
